--- a/klagomål/A 55334-2025 FSC-klagomål.docx
+++ b/klagomål/A 55334-2025 FSC-klagomål.docx
@@ -948,7 +948,7 @@
     <w:r>
       <w:tab/>
       <w:tab/>
-      <w:t>2025-11-12</w:t>
+      <w:t>2025-11-13</w:t>
       <w:br/>
       <w:br/>
     </w:r>

--- a/klagomål/A 55334-2025 FSC-klagomål.docx
+++ b/klagomål/A 55334-2025 FSC-klagomål.docx
@@ -948,7 +948,7 @@
     <w:r>
       <w:tab/>
       <w:tab/>
-      <w:t>2025-11-13</w:t>
+      <w:t>2025-11-14</w:t>
       <w:br/>
       <w:br/>
     </w:r>

--- a/klagomål/A 55334-2025 FSC-klagomål.docx
+++ b/klagomål/A 55334-2025 FSC-klagomål.docx
@@ -948,7 +948,7 @@
     <w:r>
       <w:tab/>
       <w:tab/>
-      <w:t>2025-11-14</w:t>
+      <w:t>2025-11-15</w:t>
       <w:br/>
       <w:br/>
     </w:r>

--- a/klagomål/A 55334-2025 FSC-klagomål.docx
+++ b/klagomål/A 55334-2025 FSC-klagomål.docx
@@ -948,7 +948,7 @@
     <w:r>
       <w:tab/>
       <w:tab/>
-      <w:t>2025-11-15</w:t>
+      <w:t>2025-11-20</w:t>
       <w:br/>
       <w:br/>
     </w:r>

--- a/klagomål/A 55334-2025 FSC-klagomål.docx
+++ b/klagomål/A 55334-2025 FSC-klagomål.docx
@@ -948,7 +948,7 @@
     <w:r>
       <w:tab/>
       <w:tab/>
-      <w:t>2025-11-20</w:t>
+      <w:t>2025-11-21</w:t>
       <w:br/>
       <w:br/>
     </w:r>

--- a/klagomål/A 55334-2025 FSC-klagomål.docx
+++ b/klagomål/A 55334-2025 FSC-klagomål.docx
@@ -948,7 +948,7 @@
     <w:r>
       <w:tab/>
       <w:tab/>
-      <w:t>2025-11-21</w:t>
+      <w:t>2025-11-22</w:t>
       <w:br/>
       <w:br/>
     </w:r>

--- a/klagomål/A 55334-2025 FSC-klagomål.docx
+++ b/klagomål/A 55334-2025 FSC-klagomål.docx
@@ -948,7 +948,7 @@
     <w:r>
       <w:tab/>
       <w:tab/>
-      <w:t>2025-11-22</w:t>
+      <w:t>2025-11-23</w:t>
       <w:br/>
       <w:br/>
     </w:r>

--- a/klagomål/A 55334-2025 FSC-klagomål.docx
+++ b/klagomål/A 55334-2025 FSC-klagomål.docx
@@ -948,7 +948,7 @@
     <w:r>
       <w:tab/>
       <w:tab/>
-      <w:t>2025-11-23</w:t>
+      <w:t>2025-11-24</w:t>
       <w:br/>
       <w:br/>
     </w:r>

--- a/klagomål/A 55334-2025 FSC-klagomål.docx
+++ b/klagomål/A 55334-2025 FSC-klagomål.docx
@@ -948,7 +948,7 @@
     <w:r>
       <w:tab/>
       <w:tab/>
-      <w:t>2025-11-24</w:t>
+      <w:t>2025-11-25</w:t>
       <w:br/>
       <w:br/>
     </w:r>

--- a/klagomål/A 55334-2025 FSC-klagomål.docx
+++ b/klagomål/A 55334-2025 FSC-klagomål.docx
@@ -948,7 +948,7 @@
     <w:r>
       <w:tab/>
       <w:tab/>
-      <w:t>2025-11-25</w:t>
+      <w:t>2025-11-26</w:t>
       <w:br/>
       <w:br/>
     </w:r>

--- a/klagomål/A 55334-2025 FSC-klagomål.docx
+++ b/klagomål/A 55334-2025 FSC-klagomål.docx
@@ -948,7 +948,7 @@
     <w:r>
       <w:tab/>
       <w:tab/>
-      <w:t>2025-11-26</w:t>
+      <w:t>2025-11-27</w:t>
       <w:br/>
       <w:br/>
     </w:r>

--- a/klagomål/A 55334-2025 FSC-klagomål.docx
+++ b/klagomål/A 55334-2025 FSC-klagomål.docx
@@ -948,7 +948,7 @@
     <w:r>
       <w:tab/>
       <w:tab/>
-      <w:t>2025-11-27</w:t>
+      <w:t>2025-11-28</w:t>
       <w:br/>
       <w:br/>
     </w:r>

--- a/klagomål/A 55334-2025 FSC-klagomål.docx
+++ b/klagomål/A 55334-2025 FSC-klagomål.docx
@@ -948,7 +948,7 @@
     <w:r>
       <w:tab/>
       <w:tab/>
-      <w:t>2025-11-28</w:t>
+      <w:t>2025-11-29</w:t>
       <w:br/>
       <w:br/>
     </w:r>

--- a/klagomål/A 55334-2025 FSC-klagomål.docx
+++ b/klagomål/A 55334-2025 FSC-klagomål.docx
@@ -948,7 +948,7 @@
     <w:r>
       <w:tab/>
       <w:tab/>
-      <w:t>2025-11-29</w:t>
+      <w:t>2025-11-30</w:t>
       <w:br/>
       <w:br/>
     </w:r>

--- a/klagomål/A 55334-2025 FSC-klagomål.docx
+++ b/klagomål/A 55334-2025 FSC-klagomål.docx
@@ -948,7 +948,7 @@
     <w:r>
       <w:tab/>
       <w:tab/>
-      <w:t>2025-11-30</w:t>
+      <w:t>2025-12-01</w:t>
       <w:br/>
       <w:br/>
     </w:r>

--- a/klagomål/A 55334-2025 FSC-klagomål.docx
+++ b/klagomål/A 55334-2025 FSC-klagomål.docx
@@ -948,7 +948,7 @@
     <w:r>
       <w:tab/>
       <w:tab/>
-      <w:t>2025-12-01</w:t>
+      <w:t>2025-12-02</w:t>
       <w:br/>
       <w:br/>
     </w:r>

--- a/klagomål/A 55334-2025 FSC-klagomål.docx
+++ b/klagomål/A 55334-2025 FSC-klagomål.docx
@@ -948,7 +948,7 @@
     <w:r>
       <w:tab/>
       <w:tab/>
-      <w:t>2025-12-02</w:t>
+      <w:t>2025-12-03</w:t>
       <w:br/>
       <w:br/>
     </w:r>

--- a/klagomål/A 55334-2025 FSC-klagomål.docx
+++ b/klagomål/A 55334-2025 FSC-klagomål.docx
@@ -948,7 +948,7 @@
     <w:r>
       <w:tab/>
       <w:tab/>
-      <w:t>2025-12-03</w:t>
+      <w:t>2025-12-04</w:t>
       <w:br/>
       <w:br/>
     </w:r>

--- a/klagomål/A 55334-2025 FSC-klagomål.docx
+++ b/klagomål/A 55334-2025 FSC-klagomål.docx
@@ -948,7 +948,7 @@
     <w:r>
       <w:tab/>
       <w:tab/>
-      <w:t>2025-12-04</w:t>
+      <w:t>2025-12-05</w:t>
       <w:br/>
       <w:br/>
     </w:r>

--- a/klagomål/A 55334-2025 FSC-klagomål.docx
+++ b/klagomål/A 55334-2025 FSC-klagomål.docx
@@ -948,7 +948,7 @@
     <w:r>
       <w:tab/>
       <w:tab/>
-      <w:t>2025-12-05</w:t>
+      <w:t>2025-12-06</w:t>
       <w:br/>
       <w:br/>
     </w:r>

--- a/klagomål/A 55334-2025 FSC-klagomål.docx
+++ b/klagomål/A 55334-2025 FSC-klagomål.docx
@@ -948,7 +948,7 @@
     <w:r>
       <w:tab/>
       <w:tab/>
-      <w:t>2025-12-06</w:t>
+      <w:t>2025-12-07</w:t>
       <w:br/>
       <w:br/>
     </w:r>

--- a/klagomål/A 55334-2025 FSC-klagomål.docx
+++ b/klagomål/A 55334-2025 FSC-klagomål.docx
@@ -948,7 +948,7 @@
     <w:r>
       <w:tab/>
       <w:tab/>
-      <w:t>2025-12-07</w:t>
+      <w:t>2025-12-08</w:t>
       <w:br/>
       <w:br/>
     </w:r>

--- a/klagomål/A 55334-2025 FSC-klagomål.docx
+++ b/klagomål/A 55334-2025 FSC-klagomål.docx
@@ -948,7 +948,7 @@
     <w:r>
       <w:tab/>
       <w:tab/>
-      <w:t>2025-12-08</w:t>
+      <w:t>2025-12-09</w:t>
       <w:br/>
       <w:br/>
     </w:r>

--- a/klagomål/A 55334-2025 FSC-klagomål.docx
+++ b/klagomål/A 55334-2025 FSC-klagomål.docx
@@ -948,7 +948,7 @@
     <w:r>
       <w:tab/>
       <w:tab/>
-      <w:t>2025-12-09</w:t>
+      <w:t>2025-12-10</w:t>
       <w:br/>
       <w:br/>
     </w:r>

--- a/klagomål/A 55334-2025 FSC-klagomål.docx
+++ b/klagomål/A 55334-2025 FSC-klagomål.docx
@@ -948,7 +948,7 @@
     <w:r>
       <w:tab/>
       <w:tab/>
-      <w:t>2025-12-10</w:t>
+      <w:t>2025-12-11</w:t>
       <w:br/>
       <w:br/>
     </w:r>

--- a/klagomål/A 55334-2025 FSC-klagomål.docx
+++ b/klagomål/A 55334-2025 FSC-klagomål.docx
@@ -948,7 +948,7 @@
     <w:r>
       <w:tab/>
       <w:tab/>
-      <w:t>2025-12-11</w:t>
+      <w:t>2025-12-12</w:t>
       <w:br/>
       <w:br/>
     </w:r>

--- a/klagomål/A 55334-2025 FSC-klagomål.docx
+++ b/klagomål/A 55334-2025 FSC-klagomål.docx
@@ -948,7 +948,7 @@
     <w:r>
       <w:tab/>
       <w:tab/>
-      <w:t>2025-12-12</w:t>
+      <w:t>2025-12-13</w:t>
       <w:br/>
       <w:br/>
     </w:r>

--- a/klagomål/A 55334-2025 FSC-klagomål.docx
+++ b/klagomål/A 55334-2025 FSC-klagomål.docx
@@ -948,7 +948,7 @@
     <w:r>
       <w:tab/>
       <w:tab/>
-      <w:t>2025-12-19</w:t>
+      <w:t>2025-12-20</w:t>
       <w:br/>
       <w:br/>
     </w:r>

--- a/klagomål/A 55334-2025 FSC-klagomål.docx
+++ b/klagomål/A 55334-2025 FSC-klagomål.docx
@@ -948,7 +948,7 @@
     <w:r>
       <w:tab/>
       <w:tab/>
-      <w:t>2025-12-20</w:t>
+      <w:t>2025-12-21</w:t>
       <w:br/>
       <w:br/>
     </w:r>

--- a/klagomål/A 55334-2025 FSC-klagomål.docx
+++ b/klagomål/A 55334-2025 FSC-klagomål.docx
@@ -948,7 +948,7 @@
     <w:r>
       <w:tab/>
       <w:tab/>
-      <w:t>2025-12-21</w:t>
+      <w:t>2025-12-22</w:t>
       <w:br/>
       <w:br/>
     </w:r>

--- a/klagomål/A 55334-2025 FSC-klagomål.docx
+++ b/klagomål/A 55334-2025 FSC-klagomål.docx
@@ -948,7 +948,7 @@
     <w:r>
       <w:tab/>
       <w:tab/>
-      <w:t>2025-12-22</w:t>
+      <w:t>2025-12-26</w:t>
       <w:br/>
       <w:br/>
     </w:r>

--- a/klagomål/A 55334-2025 FSC-klagomål.docx
+++ b/klagomål/A 55334-2025 FSC-klagomål.docx
@@ -948,7 +948,7 @@
     <w:r>
       <w:tab/>
       <w:tab/>
-      <w:t>2025-12-26</w:t>
+      <w:t>2025-12-28</w:t>
       <w:br/>
       <w:br/>
     </w:r>

--- a/klagomål/A 55334-2025 FSC-klagomål.docx
+++ b/klagomål/A 55334-2025 FSC-klagomål.docx
@@ -948,7 +948,7 @@
     <w:r>
       <w:tab/>
       <w:tab/>
-      <w:t>2025-12-28</w:t>
+      <w:t>2025-12-29</w:t>
       <w:br/>
       <w:br/>
     </w:r>

--- a/klagomål/A 55334-2025 FSC-klagomål.docx
+++ b/klagomål/A 55334-2025 FSC-klagomål.docx
@@ -948,7 +948,7 @@
     <w:r>
       <w:tab/>
       <w:tab/>
-      <w:t>2025-12-29</w:t>
+      <w:t>2025-12-30</w:t>
       <w:br/>
       <w:br/>
     </w:r>

--- a/klagomål/A 55334-2025 FSC-klagomål.docx
+++ b/klagomål/A 55334-2025 FSC-klagomål.docx
@@ -948,7 +948,7 @@
     <w:r>
       <w:tab/>
       <w:tab/>
-      <w:t>2025-12-30</w:t>
+      <w:t>2025-12-31</w:t>
       <w:br/>
       <w:br/>
     </w:r>

--- a/klagomål/A 55334-2025 FSC-klagomål.docx
+++ b/klagomål/A 55334-2025 FSC-klagomål.docx
@@ -948,7 +948,7 @@
     <w:r>
       <w:tab/>
       <w:tab/>
-      <w:t>2025-12-31</w:t>
+      <w:t>2026-01-03</w:t>
       <w:br/>
       <w:br/>
     </w:r>

--- a/klagomål/A 55334-2025 FSC-klagomål.docx
+++ b/klagomål/A 55334-2025 FSC-klagomål.docx
@@ -948,7 +948,7 @@
     <w:r>
       <w:tab/>
       <w:tab/>
-      <w:t>2026-01-07</w:t>
+      <w:t>2026-01-08</w:t>
       <w:br/>
       <w:br/>
     </w:r>

--- a/klagomål/A 55334-2025 FSC-klagomål.docx
+++ b/klagomål/A 55334-2025 FSC-klagomål.docx
@@ -948,7 +948,7 @@
     <w:r>
       <w:tab/>
       <w:tab/>
-      <w:t>2026-01-08</w:t>
+      <w:t>2026-01-09</w:t>
       <w:br/>
       <w:br/>
     </w:r>

--- a/klagomål/A 55334-2025 FSC-klagomål.docx
+++ b/klagomål/A 55334-2025 FSC-klagomål.docx
@@ -948,7 +948,7 @@
     <w:r>
       <w:tab/>
       <w:tab/>
-      <w:t>2026-01-09</w:t>
+      <w:t>2026-01-10</w:t>
       <w:br/>
       <w:br/>
     </w:r>

--- a/klagomål/A 55334-2025 FSC-klagomål.docx
+++ b/klagomål/A 55334-2025 FSC-klagomål.docx
@@ -948,7 +948,7 @@
     <w:r>
       <w:tab/>
       <w:tab/>
-      <w:t>2026-01-10</w:t>
+      <w:t>2026-01-11</w:t>
       <w:br/>
       <w:br/>
     </w:r>

--- a/klagomål/A 55334-2025 FSC-klagomål.docx
+++ b/klagomål/A 55334-2025 FSC-klagomål.docx
@@ -948,7 +948,7 @@
     <w:r>
       <w:tab/>
       <w:tab/>
-      <w:t>2026-01-11</w:t>
+      <w:t>2026-01-12</w:t>
       <w:br/>
       <w:br/>
     </w:r>

--- a/klagomål/A 55334-2025 FSC-klagomål.docx
+++ b/klagomål/A 55334-2025 FSC-klagomål.docx
@@ -948,7 +948,7 @@
     <w:r>
       <w:tab/>
       <w:tab/>
-      <w:t>2026-01-12</w:t>
+      <w:t>2026-01-13</w:t>
       <w:br/>
       <w:br/>
     </w:r>

--- a/klagomål/A 55334-2025 FSC-klagomål.docx
+++ b/klagomål/A 55334-2025 FSC-klagomål.docx
@@ -948,7 +948,7 @@
     <w:r>
       <w:tab/>
       <w:tab/>
-      <w:t>2026-01-13</w:t>
+      <w:t>2026-01-14</w:t>
       <w:br/>
       <w:br/>
     </w:r>

--- a/klagomål/A 55334-2025 FSC-klagomål.docx
+++ b/klagomål/A 55334-2025 FSC-klagomål.docx
@@ -948,7 +948,7 @@
     <w:r>
       <w:tab/>
       <w:tab/>
-      <w:t>2026-01-14</w:t>
+      <w:t>2026-01-15</w:t>
       <w:br/>
       <w:br/>
     </w:r>

--- a/klagomål/A 55334-2025 FSC-klagomål.docx
+++ b/klagomål/A 55334-2025 FSC-klagomål.docx
@@ -948,7 +948,7 @@
     <w:r>
       <w:tab/>
       <w:tab/>
-      <w:t>2026-01-15</w:t>
+      <w:t>2026-01-16</w:t>
       <w:br/>
       <w:br/>
     </w:r>

--- a/klagomål/A 55334-2025 FSC-klagomål.docx
+++ b/klagomål/A 55334-2025 FSC-klagomål.docx
@@ -948,7 +948,7 @@
     <w:r>
       <w:tab/>
       <w:tab/>
-      <w:t>2026-01-16</w:t>
+      <w:t>2026-01-17</w:t>
       <w:br/>
       <w:br/>
     </w:r>

--- a/klagomål/A 55334-2025 FSC-klagomål.docx
+++ b/klagomål/A 55334-2025 FSC-klagomål.docx
@@ -948,7 +948,7 @@
     <w:r>
       <w:tab/>
       <w:tab/>
-      <w:t>2026-01-17</w:t>
+      <w:t>2026-01-18</w:t>
       <w:br/>
       <w:br/>
     </w:r>

--- a/klagomål/A 55334-2025 FSC-klagomål.docx
+++ b/klagomål/A 55334-2025 FSC-klagomål.docx
@@ -948,7 +948,7 @@
     <w:r>
       <w:tab/>
       <w:tab/>
-      <w:t>2026-01-18</w:t>
+      <w:t>2026-01-19</w:t>
       <w:br/>
       <w:br/>
     </w:r>

--- a/klagomål/A 55334-2025 FSC-klagomål.docx
+++ b/klagomål/A 55334-2025 FSC-klagomål.docx
@@ -948,7 +948,7 @@
     <w:r>
       <w:tab/>
       <w:tab/>
-      <w:t>2026-01-19</w:t>
+      <w:t>2026-01-20</w:t>
       <w:br/>
       <w:br/>
     </w:r>

--- a/klagomål/A 55334-2025 FSC-klagomål.docx
+++ b/klagomål/A 55334-2025 FSC-klagomål.docx
@@ -948,7 +948,7 @@
     <w:r>
       <w:tab/>
       <w:tab/>
-      <w:t>2026-01-20</w:t>
+      <w:t>2026-01-21</w:t>
       <w:br/>
       <w:br/>
     </w:r>

--- a/klagomål/A 55334-2025 FSC-klagomål.docx
+++ b/klagomål/A 55334-2025 FSC-klagomål.docx
@@ -948,7 +948,7 @@
     <w:r>
       <w:tab/>
       <w:tab/>
-      <w:t>2026-01-21</w:t>
+      <w:t>2026-01-23</w:t>
       <w:br/>
       <w:br/>
     </w:r>

--- a/klagomål/A 55334-2025 FSC-klagomål.docx
+++ b/klagomål/A 55334-2025 FSC-klagomål.docx
@@ -948,7 +948,7 @@
     <w:r>
       <w:tab/>
       <w:tab/>
-      <w:t>2026-01-23</w:t>
+      <w:t>2026-01-24</w:t>
       <w:br/>
       <w:br/>
     </w:r>

--- a/klagomål/A 55334-2025 FSC-klagomål.docx
+++ b/klagomål/A 55334-2025 FSC-klagomål.docx
@@ -948,7 +948,7 @@
     <w:r>
       <w:tab/>
       <w:tab/>
-      <w:t>2026-01-24</w:t>
+      <w:t>2026-01-25</w:t>
       <w:br/>
       <w:br/>
     </w:r>

--- a/klagomål/A 55334-2025 FSC-klagomål.docx
+++ b/klagomål/A 55334-2025 FSC-klagomål.docx
@@ -948,7 +948,7 @@
     <w:r>
       <w:tab/>
       <w:tab/>
-      <w:t>2026-01-25</w:t>
+      <w:t>2026-01-26</w:t>
       <w:br/>
       <w:br/>
     </w:r>

--- a/klagomål/A 55334-2025 FSC-klagomål.docx
+++ b/klagomål/A 55334-2025 FSC-klagomål.docx
@@ -948,7 +948,7 @@
     <w:r>
       <w:tab/>
       <w:tab/>
-      <w:t>2026-01-26</w:t>
+      <w:t>2026-01-27</w:t>
       <w:br/>
       <w:br/>
     </w:r>

--- a/klagomål/A 55334-2025 FSC-klagomål.docx
+++ b/klagomål/A 55334-2025 FSC-klagomål.docx
@@ -948,7 +948,7 @@
     <w:r>
       <w:tab/>
       <w:tab/>
-      <w:t>2026-01-27</w:t>
+      <w:t>2026-01-28</w:t>
       <w:br/>
       <w:br/>
     </w:r>

--- a/klagomål/A 55334-2025 FSC-klagomål.docx
+++ b/klagomål/A 55334-2025 FSC-klagomål.docx
@@ -1040,7 +1040,7 @@
     <w:r>
       <w:tab/>
       <w:tab/>
-      <w:t>2026-03-01</w:t>
+      <w:t>2026-03-02</w:t>
       <w:br/>
       <w:br/>
     </w:r>

--- a/klagomål/A 55334-2025 FSC-klagomål.docx
+++ b/klagomål/A 55334-2025 FSC-klagomål.docx
@@ -368,7 +368,7 @@
         <w:t>9080 Lövsumpskog</w:t>
       </w:r>
       <w:r>
-        <w:t xml:space="preserve"> ochfridlyst enligt 8 § artskyddsförordningen (SLU Artdatabanken, 2024; Nitare &amp; Skogsstyrelsen, 2019).</w:t>
+        <w:t xml:space="preserve"> och fridlyst enligt 8 § artskyddsförordningen (SLU Artdatabanken, 2024; Nitare &amp; Skogsstyrelsen, 2019).</w:t>
       </w:r>
     </w:p>
     <w:p>
@@ -1040,7 +1040,7 @@
     <w:r>
       <w:tab/>
       <w:tab/>
-      <w:t>2026-03-02</w:t>
+      <w:t>2026-03-03</w:t>
       <w:br/>
       <w:br/>
     </w:r>

--- a/klagomål/A 55334-2025 FSC-klagomål.docx
+++ b/klagomål/A 55334-2025 FSC-klagomål.docx
@@ -1040,7 +1040,7 @@
     <w:r>
       <w:tab/>
       <w:tab/>
-      <w:t>2026-03-03</w:t>
+      <w:t>2026-03-04</w:t>
       <w:br/>
       <w:br/>
     </w:r>

--- a/klagomål/A 55334-2025 FSC-klagomål.docx
+++ b/klagomål/A 55334-2025 FSC-klagomål.docx
@@ -1040,7 +1040,7 @@
     <w:r>
       <w:tab/>
       <w:tab/>
-      <w:t>2026-03-04</w:t>
+      <w:t>2026-03-05</w:t>
       <w:br/>
       <w:br/>
     </w:r>

--- a/klagomål/A 55334-2025 FSC-klagomål.docx
+++ b/klagomål/A 55334-2025 FSC-klagomål.docx
@@ -1040,7 +1040,7 @@
     <w:r>
       <w:tab/>
       <w:tab/>
-      <w:t>2026-03-05</w:t>
+      <w:t>2026-03-06</w:t>
       <w:br/>
       <w:br/>
     </w:r>

--- a/klagomål/A 55334-2025 FSC-klagomål.docx
+++ b/klagomål/A 55334-2025 FSC-klagomål.docx
@@ -1040,7 +1040,7 @@
     <w:r>
       <w:tab/>
       <w:tab/>
-      <w:t>2026-03-06</w:t>
+      <w:t>2026-03-07</w:t>
       <w:br/>
       <w:br/>
     </w:r>

--- a/klagomål/A 55334-2025 FSC-klagomål.docx
+++ b/klagomål/A 55334-2025 FSC-klagomål.docx
@@ -1040,7 +1040,7 @@
     <w:r>
       <w:tab/>
       <w:tab/>
-      <w:t>2026-03-07</w:t>
+      <w:t>2026-03-08</w:t>
       <w:br/>
       <w:br/>
     </w:r>

--- a/klagomål/A 55334-2025 FSC-klagomål.docx
+++ b/klagomål/A 55334-2025 FSC-klagomål.docx
@@ -1040,7 +1040,7 @@
     <w:r>
       <w:tab/>
       <w:tab/>
-      <w:t>2026-03-08</w:t>
+      <w:t>2026-03-09</w:t>
       <w:br/>
       <w:br/>
     </w:r>

--- a/klagomål/A 55334-2025 FSC-klagomål.docx
+++ b/klagomål/A 55334-2025 FSC-klagomål.docx
@@ -1040,7 +1040,7 @@
     <w:r>
       <w:tab/>
       <w:tab/>
-      <w:t>2026-03-09</w:t>
+      <w:t>2026-03-10</w:t>
       <w:br/>
       <w:br/>
     </w:r>

--- a/klagomål/A 55334-2025 FSC-klagomål.docx
+++ b/klagomål/A 55334-2025 FSC-klagomål.docx
@@ -1040,7 +1040,7 @@
     <w:r>
       <w:tab/>
       <w:tab/>
-      <w:t>2026-03-10</w:t>
+      <w:t>2026-03-11</w:t>
       <w:br/>
       <w:br/>
     </w:r>

--- a/klagomål/A 55334-2025 FSC-klagomål.docx
+++ b/klagomål/A 55334-2025 FSC-klagomål.docx
@@ -1040,7 +1040,7 @@
     <w:r>
       <w:tab/>
       <w:tab/>
-      <w:t>2026-03-11</w:t>
+      <w:t>2026-03-12</w:t>
       <w:br/>
       <w:br/>
     </w:r>

--- a/klagomål/A 55334-2025 FSC-klagomål.docx
+++ b/klagomål/A 55334-2025 FSC-klagomål.docx
@@ -1040,7 +1040,7 @@
     <w:r>
       <w:tab/>
       <w:tab/>
-      <w:t>2026-03-12</w:t>
+      <w:t>2026-03-13</w:t>
       <w:br/>
       <w:br/>
     </w:r>

--- a/klagomål/A 55334-2025 FSC-klagomål.docx
+++ b/klagomål/A 55334-2025 FSC-klagomål.docx
@@ -1076,7 +1076,7 @@
     <w:r>
       <w:tab/>
       <w:tab/>
-      <w:t>2026-05-16</w:t>
+      <w:t>2026-05-17</w:t>
       <w:br/>
       <w:br/>
     </w:r>

--- a/klagomål/A 55334-2025 FSC-klagomål.docx
+++ b/klagomål/A 55334-2025 FSC-klagomål.docx
@@ -1076,7 +1076,7 @@
     <w:r>
       <w:tab/>
       <w:tab/>
-      <w:t>2026-05-17</w:t>
+      <w:t>2026-05-18</w:t>
       <w:br/>
       <w:br/>
     </w:r>

--- a/klagomål/A 55334-2025 FSC-klagomål.docx
+++ b/klagomål/A 55334-2025 FSC-klagomål.docx
@@ -1076,7 +1076,7 @@
     <w:r>
       <w:tab/>
       <w:tab/>
-      <w:t>2026-05-18</w:t>
+      <w:t>2026-05-19</w:t>
       <w:br/>
       <w:br/>
     </w:r>

--- a/klagomål/A 55334-2025 FSC-klagomål.docx
+++ b/klagomål/A 55334-2025 FSC-klagomål.docx
@@ -1076,7 +1076,7 @@
     <w:r>
       <w:tab/>
       <w:tab/>
-      <w:t>2026-06-15</w:t>
+      <w:t>2026-06-16</w:t>
       <w:br/>
       <w:br/>
     </w:r>

--- a/klagomål/A 55334-2025 FSC-klagomål.docx
+++ b/klagomål/A 55334-2025 FSC-klagomål.docx
@@ -1076,7 +1076,7 @@
     <w:r>
       <w:tab/>
       <w:tab/>
-      <w:t>2026-06-16</w:t>
+      <w:t>2026-06-17</w:t>
       <w:br/>
       <w:br/>
     </w:r>

--- a/klagomål/A 55334-2025 FSC-klagomål.docx
+++ b/klagomål/A 55334-2025 FSC-klagomål.docx
@@ -1,6 +1,6 @@
 
 <file path=word/document.xml><?xml version="1.0" encoding="utf-8"?>
-<w:document xmlns:wpc="http://schemas.microsoft.com/office/word/2010/wordprocessingCanvas" xmlns:cx="http://schemas.microsoft.com/office/drawing/2014/chartex" xmlns:cx1="http://schemas.microsoft.com/office/drawing/2015/9/8/chartex" xmlns:cx2="http://schemas.microsoft.com/office/drawing/2015/10/21/chartex" xmlns:cx3="http://schemas.microsoft.com/office/drawing/2016/5/9/chartex" xmlns:cx4="http://schemas.microsoft.com/office/drawing/2016/5/10/chartex" xmlns:cx5="http://schemas.microsoft.com/office/drawing/2016/5/11/chartex" xmlns:cx6="http://schemas.microsoft.com/office/drawing/2016/5/12/chartex" xmlns:cx7="http://schemas.microsoft.com/office/drawing/2016/5/13/chartex" xmlns:cx8="http://schemas.microsoft.com/office/drawing/2016/5/14/chartex" xmlns:mc="http://schemas.openxmlformats.org/markup-compatibility/2006" xmlns:aink="http://schemas.microsoft.com/office/drawing/2016/ink" xmlns:am3d="http://schemas.microsoft.com/office/drawing/2017/model3d" xmlns:o="urn:schemas-microsoft-com:office:office" xmlns:oel="http://schemas.microsoft.com/office/2019/extlst" xmlns:r="http://schemas.openxmlformats.org/officeDocument/2006/relationships" xmlns:m="http://schemas.openxmlformats.org/officeDocument/2006/math" xmlns:v="urn:schemas-microsoft-com:vml" xmlns:wp14="http://schemas.microsoft.com/office/word/2010/wordprocessingDrawing" xmlns:wp="http://schemas.openxmlformats.org/drawingml/2006/wordprocessingDrawing" xmlns:w10="urn:schemas-microsoft-com:office:word" xmlns:w="http://schemas.openxmlformats.org/wordprocessingml/2006/main" xmlns:w14="http://schemas.microsoft.com/office/word/2010/wordml" xmlns:w15="http://schemas.microsoft.com/office/word/2012/wordml" xmlns:w16cex="http://schemas.microsoft.com/office/word/2018/wordml/cex" xmlns:w16cid="http://schemas.microsoft.com/office/word/2016/wordml/cid" xmlns:w16="http://schemas.microsoft.com/office/word/2018/wordml" xmlns:w16sdtdh="http://schemas.microsoft.com/office/word/2020/wordml/sdtdatahash" xmlns:w16se="http://schemas.microsoft.com/office/word/2015/wordml/symex" xmlns:wpg="http://schemas.microsoft.com/office/word/2010/wordprocessingGroup" xmlns:wpi="http://schemas.microsoft.com/office/word/2010/wordprocessingInk" xmlns:wne="http://schemas.microsoft.com/office/word/2006/wordml" xmlns:wps="http://schemas.microsoft.com/office/word/2010/wordprocessingShape" mc:Ignorable="w14 w15 w16se w16cid w16 w16cex w16sdtdh wp14">
+<w:document xmlns:wpc="http://schemas.microsoft.com/office/word/2010/wordprocessingCanvas" xmlns:cx="http://schemas.microsoft.com/office/drawing/2014/chartex" xmlns:cx1="http://schemas.microsoft.com/office/drawing/2015/9/8/chartex" xmlns:cx2="http://schemas.microsoft.com/office/drawing/2015/10/21/chartex" xmlns:cx3="http://schemas.microsoft.com/office/drawing/2016/5/9/chartex" xmlns:cx4="http://schemas.microsoft.com/office/drawing/2016/5/10/chartex" xmlns:cx5="http://schemas.microsoft.com/office/drawing/2016/5/11/chartex" xmlns:cx6="http://schemas.microsoft.com/office/drawing/2016/5/12/chartex" xmlns:cx7="http://schemas.microsoft.com/office/drawing/2016/5/13/chartex" xmlns:cx8="http://schemas.microsoft.com/office/drawing/2016/5/14/chartex" xmlns:mc="http://schemas.openxmlformats.org/markup-compatibility/2006" xmlns:aink="http://schemas.microsoft.com/office/drawing/2016/ink" xmlns:am3d="http://schemas.microsoft.com/office/drawing/2017/model3d" xmlns:o="urn:schemas-microsoft-com:office:office" xmlns:oel="http://schemas.microsoft.com/office/2019/extlst" xmlns:r="http://schemas.openxmlformats.org/officeDocument/2006/relationships" xmlns:m="http://schemas.openxmlformats.org/officeDocument/2006/math" xmlns:v="urn:schemas-microsoft-com:vml" xmlns:wp14="http://schemas.microsoft.com/office/word/2010/wordprocessingDrawing" xmlns:wp="http://schemas.openxmlformats.org/drawingml/2006/wordprocessingDrawing" xmlns:w10="urn:schemas-microsoft-com:office:word" xmlns:w="http://schemas.openxmlformats.org/wordprocessingml/2006/main" xmlns:w14="http://schemas.microsoft.com/office/word/2010/wordml" xmlns:w15="http://schemas.microsoft.com/office/word/2012/wordml" xmlns:w16cex="http://schemas.microsoft.com/office/word/2018/wordml/cex" xmlns:w16cid="http://schemas.microsoft.com/office/word/2016/wordml/cid" xmlns:w16="http://schemas.microsoft.com/office/word/2018/wordml" xmlns:w16du="http://schemas.microsoft.com/office/word/2023/wordml/word16du" xmlns:w16sdtdh="http://schemas.microsoft.com/office/word/2020/wordml/sdtdatahash" xmlns:w16sdtfl="http://schemas.microsoft.com/office/word/2024/wordml/sdtformatlock" xmlns:w16se="http://schemas.microsoft.com/office/word/2015/wordml/symex" xmlns:wpg="http://schemas.microsoft.com/office/word/2010/wordprocessingGroup" xmlns:wpi="http://schemas.microsoft.com/office/word/2010/wordprocessingInk" xmlns:wne="http://schemas.microsoft.com/office/word/2006/wordml" xmlns:wps="http://schemas.microsoft.com/office/word/2010/wordprocessingShape" mc:Ignorable="w14 w15 w16se w16cid w16 w16cex w16sdtdh w16sdtfl w16du wp14">
   <w:body>
     <w:p>
       <w:r>
@@ -168,7 +168,7 @@
     </w:p>
     <w:p>
       <w:r>
-        <w:t>Detta dokument behandlar höga naturvärden i avverkningsanmälan A 55334-2025 i Sollefteå kommun. Denna avverkningsanmälan inkom 2025-11-10 08:15:48 och omfattar 3,7 ha.</w:t>
+        <w:t>Detta dokument behandlar höga naturvärden i avverkningsanmälan A 55334-2025 i Sollefteå kommun som inkom 2025-11-10 och omfattar 3,7 ha.</w:t>
       </w:r>
     </w:p>
     <w:p>
@@ -191,12 +191,15 @@
     </w:p>
     <w:p>
       <w:r>
-        <w:t>I avverkningsanmälan har följande 7 naturvårdsarter hittats: gammelgransskål (NT), granticka (NT), tretåig hackspett (NT, §4), ullticka (NT), korallrot (S, §8), vanlig padda (§6) och fläcknycklar (§8). Av dessa är 4 rödlistade. För rödlistade arter har rödlistekategorin angivits inom parentes. Arter som är signalarter enligt Skogsstyrelsen har markerats med (S). För fridlysta arter anges även paragrafen i Artskyddsförordningen som arten är fridlyst enligt.</w:t>
+        <w:t>I och inom 22 meter från avverkningsanmälan har följande 6 naturvårdsarter hittats: gammelgransskål (NT, T), tretåig hackspett (NT, T, §4), ullticka (NT, T), korallrot (S, T, §8), vanlig padda (§6) och fläcknycklar (§8). Av dessa är 3 rödlistade. För rödlistade arter har rödlistekategorin angivits inom parentes. Arter som är signalarter enligt Skogsstyrelsen har markerats med (S). Typiska arter inom Natura 2000 som är kopplade till skogsekosystem har markerats med (T). För fridlysta arter anges även paragrafen i Artskyddsförordningen som arten är fridlyst enligt.</w:t>
       </w:r>
     </w:p>
     <w:p>
       <w:r>
-        <w:t>De påträffade naturvårdsarterna är ett tydligt kvitto på att detta rör sig om en skog med höga naturvärden. I Figur 1 visas en karta över det avverkningsanmälda området, där samtliga fyndplatser för naturvårdsarter som finns registrerade på Artportalen har markerats.</w:t>
+        <w:t>De påträffade naturvårdsarterna är ett tydligt kvitto på att det rör sig om en skog med höga naturvärden.</w:t>
+      </w:r>
+      <w:r>
+        <w:t xml:space="preserve"> I Figur 1 visas fyndplatser för naturvårdsarter i området, som finns registrerade på Artportalen.</w:t>
       </w:r>
     </w:p>
     <w:p>
@@ -206,7 +209,7 @@
       <w:r>
         <w:drawing>
           <wp:inline xmlns:a="http://schemas.openxmlformats.org/drawingml/2006/main" xmlns:pic="http://schemas.openxmlformats.org/drawingml/2006/picture">
-            <wp:extent cx="5486400" cy="3577504"/>
+            <wp:extent cx="5486400" cy="4732256"/>
             <wp:docPr id="1" name="Picture 1"/>
             <wp:cNvGraphicFramePr>
               <a:graphicFrameLocks noChangeAspect="1"/>
@@ -227,7 +230,7 @@
                   <pic:spPr>
                     <a:xfrm>
                       <a:off x="0" y="0"/>
-                      <a:ext cx="5486400" cy="3577504"/>
+                      <a:ext cx="5486400" cy="4732256"/>
                     </a:xfrm>
                     <a:prstGeom prst="rect"/>
                   </pic:spPr>
@@ -241,9 +244,99 @@
     <w:p>
       <w:pPr>
         <w:pStyle w:val="Caption"/>
+        <w:spacing w:after="240"/>
       </w:pPr>
       <w:r>
-        <w:t>Figur 1. Fyndplatser för naturvårdsarter i det avverkningsanmälda området (röd linje). Markörer utan svart kant är placerade på fyndplatsen. Markörer med svart kant är placerade vid sidan av fyndplatsen och har ett svart streck som visar fyndplatsens exakta position. Kartans mittpunktskoordinat är N 7060225, E 585625 i SWEREF 99 TM.</w:t>
+        <w:t>Figur 1. Fyndplatser för naturvårdsarter i och inom 22 meter från avverkningsanmälan (röd linje). Markörer utan svart kant är placerade på fyndplatsen. Markörer med svart kant är placerade vid sidan av fyndplatsen och har ett svart streck som visar fyndplatsens exakta position. Kartans mittpunktskoordinat är N 7060225, E 585625 i SWEREF 99 TM.</w:t>
+      </w:r>
+    </w:p>
+    <w:p>
+      <w:pPr>
+        <w:pStyle w:val="Heading2"/>
+      </w:pPr>
+      <w:r>
+        <w:t>Fridlysta arter</w:t>
+      </w:r>
+    </w:p>
+    <w:p>
+      <w:r>
+        <w:t>Följande fridlysta arter har sina livsmiljöer och växtplatser i den avverkningsanmälda skogen: tretåig hackspett (NT, T, §4), korallrot (S, T, §8), vanlig padda (§6) och fläcknycklar (§8).</w:t>
+      </w:r>
+    </w:p>
+    <w:p>
+      <w:r>
+        <w:t xml:space="preserve">Observera att medlemsländerna är skyldiga att agera i enlighet med EU:s fågeldirektiv där det uttryckligen står att direktivet gäller för fåglar samt för deras ägg, bon och </w:t>
+      </w:r>
+      <w:r>
+        <w:rPr>
+          <w:b/>
+        </w:rPr>
+        <w:t xml:space="preserve">livsmiljöer </w:t>
+      </w:r>
+      <w:r>
+        <w:t>(artikel 1). Vidare att de åtgärder som vidtas inte får leda till en försämring av den nuvarande situationen beträffande bevarandet av de fågelarter som avses i artikel 1 (artikel 13). Fågeldirektivet är styrande för tillsynsansvariga myndigheters ärendehantering, ställningstaganden och beslutsfattande.</w:t>
+      </w:r>
+    </w:p>
+    <w:p>
+      <w:r>
+        <w:rPr>
+          <w:b/>
+        </w:rPr>
+        <w:t>Korallrot (§8)</w:t>
+      </w:r>
+      <w:r>
+        <w:t xml:space="preserve"> växer i sumpskogar och annan fuktig eller växelfuktig skogsmark, exempelvis i alkärr och kärrkanter, fuktiga bäckdalar, raviner, myrlaggar, sumpiga strandskogar samt i fuktiga lundar. Den visar på mer eller mindre stabila förhållanden och intakt hydrologi och är känslig för avverkning, körskador, skogsgödsling och dikning. Korallrot är typisk art för </w:t>
+      </w:r>
+      <w:r>
+        <w:rPr>
+          <w:i/>
+        </w:rPr>
+        <w:t>9080 Lövsumpskog</w:t>
+      </w:r>
+      <w:r>
+        <w:t xml:space="preserve"> och fridlyst enligt 8 § artskyddsförordningen (SLU Artdatabanken, 2024; Nitare &amp; Skogsstyrelsen, 2019).</w:t>
+      </w:r>
+    </w:p>
+    <w:p>
+      <w:r>
+        <w:rPr>
+          <w:b/>
+        </w:rPr>
+        <w:t>Tretåig hackspett (NT, §4)</w:t>
+      </w:r>
+      <w:r>
+        <w:t xml:space="preserve"> är rödlistad som nära hotad och ingår i bilaga 1 i EU:s fågeldirektiv. Tretåig hackspett är för sin överlevnad beroende av kontinuerlig tillförsel av äldre döende och död ved, som sker genom naturliga självgallringsprocesser i äldre grannaturskogar och barrblandade naturskogar. Om en skog genom skogsbruk gallras eller glesas ur så upphör och uteblir i stort sett den naturliga självgallringsprocessen för mycket lång tid framöver vilket omöjliggör upprätthållandet av den kontinuerliga ekologiska funktionen i ett område. Det finns studier som visar att naturskogens självgallringsprocess som den tretåiga hackspetten är beroende av, inte kan ersättas med efterlämnad hänsyn i skogsbruket (Imbeau &amp; Desrochers, 2002). Storleken på häckningsreviret varierar med skogstypen, förekomsten av död ved och graden av fragmentering, men är i allmänhet i storleksordningen 25–100 hektar. Vintertid krävs ofta betydligt större områden och det finns studier som antyder att arten behöver minst 100 hektar äldre skog. I områden med låg bonitet kan det behövas över 200 hektar lämpligt habitat för att ett par ska kunna reproducera sig. Områden med dokumenterad permanent förekomst i naturskogsmiljöer har vanligen så stora naturvärden att skogsbruk är olämpligt. Tretåig hackspett är typisk art för </w:t>
+      </w:r>
+      <w:r>
+        <w:rPr>
+          <w:i/>
+        </w:rPr>
+        <w:t xml:space="preserve">9010 Taiga, 9740 Skogsbevuxen myr, 9030 Landhöjningsskog </w:t>
+      </w:r>
+      <w:r>
+        <w:t xml:space="preserve">och </w:t>
+      </w:r>
+      <w:r>
+        <w:rPr>
+          <w:i/>
+        </w:rPr>
+        <w:t>9040 Fjällbjörkskog</w:t>
+      </w:r>
+      <w:r>
+        <w:t xml:space="preserve"> (Skogsstyrelsen, 2016; SLU Artdatabanken, 2024).</w:t>
+      </w:r>
+    </w:p>
+    <w:p>
+      <w:r>
+        <w:t>I BILAGA 1 finns mer detaljerad information om ekologi samt krav på livsmiljö hos fridlysta arter.</w:t>
+      </w:r>
+    </w:p>
+    <w:p>
+      <w:pPr>
+        <w:pStyle w:val="Heading2"/>
+      </w:pPr>
+      <w:r>
+        <w:t>Övriga naturvårdsarter</w:t>
       </w:r>
     </w:p>
     <w:p>
@@ -264,44 +357,6 @@
       </w:r>
       <w:r>
         <w:t xml:space="preserve"> (SLU Artdatabanken, 2024; Nitare &amp; Skogsstyrelsen, 2019).</w:t>
-      </w:r>
-    </w:p>
-    <w:p>
-      <w:r>
-        <w:rPr>
-          <w:b/>
-        </w:rPr>
-        <w:t>Granticka</w:t>
-      </w:r>
-      <w:r>
-        <w:t xml:space="preserve"> förekommer främst i äldre skogar med naturskogskaraktär, liksom i dimensionsavverkade och plockhuggna skogar. I äldre grannaturskog i norra Sverige är den alltjämt en förhållandevis vanlig karaktärsart, medan den längre söderut blir allt mer sällsynt. I Götaland och delar av Svealand är den en god signalart för skyddsvärda granskogsmiljöer. Arten bedöms ha minskat starkt under senare år på grund av skogsavverkningar, då den framför allt växer i äldre granskog med långvarig grankontinuitet. I urskogsliknande bestånd i norra Sverige kan ibland påträffas den mycket sällsynta tickan grantickeporing (VU), som lever på döda grantickor. Det som tidigare inbegripit grantickan har visat sig röra sig om två arter; tajgagranticka </w:t>
-      </w:r>
-      <w:r>
-        <w:rPr>
-          <w:i/>
-        </w:rPr>
-        <w:t>Porodaedalea abietis</w:t>
-      </w:r>
-      <w:r>
-        <w:t xml:space="preserve"> (LC) och </w:t>
-      </w:r>
-      <w:r>
-        <w:rPr>
-          <w:i/>
-        </w:rPr>
-        <w:t>Porodaedalea chrysoloma</w:t>
-      </w:r>
-      <w:r>
-        <w:t xml:space="preserve"> (DD). Den nordligare arten, tajgagranticka, bildar större fruktkroppar och har sin främsta förekomst i norra Sverige, medan den mer tunnköttiga arten, </w:t>
-      </w:r>
-      <w:r>
-        <w:rPr>
-          <w:i/>
-        </w:rPr>
-        <w:t>P. chrysoloma</w:t>
-      </w:r>
-      <w:r>
-        <w:t>, förekommer i sydöstra Sverige och på Gotland (SLU Artdatabanken, 2026; Nitare &amp; Skogsstyrelsen, 2019).</w:t>
       </w:r>
     </w:p>
     <w:p>
@@ -365,87 +420,6 @@
         <w:pStyle w:val="Heading1"/>
       </w:pPr>
       <w:r>
-        <w:t>Fridlysta arter</w:t>
-      </w:r>
-    </w:p>
-    <w:p>
-      <w:r>
-        <w:t>Följande fridlysta arter har sina livsmiljöer och växtplatser i den avverkningsanmälda skogen: tretåig hackspett (NT, §4), korallrot (S, §8), vanlig padda (§6) och fläcknycklar (§8).</w:t>
-      </w:r>
-    </w:p>
-    <w:p>
-      <w:r>
-        <w:t xml:space="preserve">Observera att medlemsländerna är skyldiga att agera i enlighet med EU:s fågeldirektiv där det uttryckligen står att direktivet gäller för fåglar samt för deras ägg, bon och </w:t>
-      </w:r>
-      <w:r>
-        <w:rPr>
-          <w:b/>
-        </w:rPr>
-        <w:t xml:space="preserve">livsmiljöer </w:t>
-      </w:r>
-      <w:r>
-        <w:t>(artikel 1). Vidare att de åtgärder som vidtas inte får leda till en försämring av den nuvarande situationen beträffande bevarandet av de fågelarter som avses i artikel 1 (artikel 13). Fågeldirektivet är styrande för tillsynsansvariga myndigheters ärendehantering, ställningstaganden och beslutsfattande.</w:t>
-      </w:r>
-    </w:p>
-    <w:p>
-      <w:r>
-        <w:rPr>
-          <w:b/>
-        </w:rPr>
-        <w:t>Korallrot (§8)</w:t>
-      </w:r>
-      <w:r>
-        <w:t xml:space="preserve"> växer i sumpskogar och annan fuktig eller växelfuktig skogsmark, exempelvis i alkärr och kärrkanter, fuktiga bäckdalar, raviner, myrlaggar, sumpiga strandskogar samt i fuktiga lundar. Den visar på mer eller mindre stabila förhållanden och intakt hydrologi och är känslig för avverkning, körskador, skogsgödsling och dikning. Korallrot är typisk art för </w:t>
-      </w:r>
-      <w:r>
-        <w:rPr>
-          <w:i/>
-        </w:rPr>
-        <w:t>9080 Lövsumpskog</w:t>
-      </w:r>
-      <w:r>
-        <w:t xml:space="preserve"> och fridlyst enligt 8 § artskyddsförordningen (SLU Artdatabanken, 2024; Nitare &amp; Skogsstyrelsen, 2019).</w:t>
-      </w:r>
-    </w:p>
-    <w:p>
-      <w:r>
-        <w:rPr>
-          <w:b/>
-        </w:rPr>
-        <w:t>Tretåig hackspett (NT, §4)</w:t>
-      </w:r>
-      <w:r>
-        <w:t xml:space="preserve"> är rödlistad som nära hotad och ingår i bilaga 1 i EU:s fågeldirektiv. Tretåig hackspett är för sin överlevnad beroende av kontinuerlig tillförsel av äldre döende och död ved, som sker genom naturliga självgallringsprocesser i äldre grannaturskogar och barrblandade naturskogar. Om en skog genom skogsbruk gallras eller glesas ur så upphör och uteblir i stort sett den naturliga självgallringsprocessen för mycket lång tid framöver vilket omöjliggör upprätthållandet av den kontinuerliga ekologiska funktionen i ett område. Det finns studier som visar att naturskogens självgallringsprocess som den tretåiga hackspetten är beroende av, inte kan ersättas med efterlämnad hänsyn i skogsbruket (Imbeau &amp; Desrochers, 2002). Storleken på häckningsreviret varierar med skogstypen, förekomsten av död ved och graden av fragmentering, men är i allmänhet i storleksordningen 25–100 hektar. Vintertid krävs ofta betydligt större områden och det finns studier som antyder att arten behöver minst 100 hektar äldre skog. I områden med låg bonitet kan det behövas över 200 hektar lämpligt habitat för att ett par ska kunna reproducera sig. Områden med dokumenterad permanent förekomst i naturskogsmiljöer har vanligen så stora naturvärden att skogsbruk är olämpligt. Tretåig hackspett är typisk art för </w:t>
-      </w:r>
-      <w:r>
-        <w:rPr>
-          <w:i/>
-        </w:rPr>
-        <w:t xml:space="preserve">9010 Taiga, 9740 Skogsbevuxen myr, 9030 Landhöjningsskog </w:t>
-      </w:r>
-      <w:r>
-        <w:t xml:space="preserve">och </w:t>
-      </w:r>
-      <w:r>
-        <w:rPr>
-          <w:i/>
-        </w:rPr>
-        <w:t>9040 Fjällbjörkskog</w:t>
-      </w:r>
-      <w:r>
-        <w:t xml:space="preserve"> (Skogsstyrelsen, 2016; SLU Artdatabanken, 2024).</w:t>
-      </w:r>
-    </w:p>
-    <w:p>
-      <w:r>
-        <w:t>I BILAGA 1 finns mer detaljerad information om ekologi samt krav på livsmiljö hos fridlysta arter.</w:t>
-      </w:r>
-    </w:p>
-    <w:p>
-      <w:pPr>
-        <w:pStyle w:val="Heading1"/>
-      </w:pPr>
-      <w:r>
         <w:t>Certifiering</w:t>
       </w:r>
     </w:p>
@@ -547,7 +521,7 @@
         <w:rPr>
           <w:i/>
         </w:rPr>
-        <w:t>I det avverkningsanmälda skogsområdet har 7 naturvårdsarter varav 4 rödlistade arter sina livsmiljöer och växtplatser.</w:t>
+        <w:t>I det avverkningsanmälda skogsområdet har 6 naturvårdsarter varav 3 rödlistade arter sina livsmiljöer och växtplatser.</w:t>
       </w:r>
     </w:p>
     <w:p>
@@ -966,7 +940,7 @@
 </file>
 
 <file path=word/endnotes.xml><?xml version="1.0" encoding="utf-8"?>
-<w:endnotes xmlns:wpc="http://schemas.microsoft.com/office/word/2010/wordprocessingCanvas" xmlns:cx="http://schemas.microsoft.com/office/drawing/2014/chartex" xmlns:cx1="http://schemas.microsoft.com/office/drawing/2015/9/8/chartex" xmlns:cx2="http://schemas.microsoft.com/office/drawing/2015/10/21/chartex" xmlns:cx3="http://schemas.microsoft.com/office/drawing/2016/5/9/chartex" xmlns:cx4="http://schemas.microsoft.com/office/drawing/2016/5/10/chartex" xmlns:cx5="http://schemas.microsoft.com/office/drawing/2016/5/11/chartex" xmlns:cx6="http://schemas.microsoft.com/office/drawing/2016/5/12/chartex" xmlns:cx7="http://schemas.microsoft.com/office/drawing/2016/5/13/chartex" xmlns:cx8="http://schemas.microsoft.com/office/drawing/2016/5/14/chartex" xmlns:mc="http://schemas.openxmlformats.org/markup-compatibility/2006" xmlns:aink="http://schemas.microsoft.com/office/drawing/2016/ink" xmlns:am3d="http://schemas.microsoft.com/office/drawing/2017/model3d" xmlns:o="urn:schemas-microsoft-com:office:office" xmlns:oel="http://schemas.microsoft.com/office/2019/extlst" xmlns:r="http://schemas.openxmlformats.org/officeDocument/2006/relationships" xmlns:m="http://schemas.openxmlformats.org/officeDocument/2006/math" xmlns:v="urn:schemas-microsoft-com:vml" xmlns:wp14="http://schemas.microsoft.com/office/word/2010/wordprocessingDrawing" xmlns:wp="http://schemas.openxmlformats.org/drawingml/2006/wordprocessingDrawing" xmlns:w10="urn:schemas-microsoft-com:office:word" xmlns:w="http://schemas.openxmlformats.org/wordprocessingml/2006/main" xmlns:w14="http://schemas.microsoft.com/office/word/2010/wordml" xmlns:w15="http://schemas.microsoft.com/office/word/2012/wordml" xmlns:w16cex="http://schemas.microsoft.com/office/word/2018/wordml/cex" xmlns:w16cid="http://schemas.microsoft.com/office/word/2016/wordml/cid" xmlns:w16="http://schemas.microsoft.com/office/word/2018/wordml" xmlns:w16sdtdh="http://schemas.microsoft.com/office/word/2020/wordml/sdtdatahash" xmlns:w16se="http://schemas.microsoft.com/office/word/2015/wordml/symex" xmlns:wpg="http://schemas.microsoft.com/office/word/2010/wordprocessingGroup" xmlns:wpi="http://schemas.microsoft.com/office/word/2010/wordprocessingInk" xmlns:wne="http://schemas.microsoft.com/office/word/2006/wordml" xmlns:wps="http://schemas.microsoft.com/office/word/2010/wordprocessingShape" mc:Ignorable="w14 w15 w16se w16cid w16 w16cex w16sdtdh wp14">
+<w:endnotes xmlns:wpc="http://schemas.microsoft.com/office/word/2010/wordprocessingCanvas" xmlns:cx="http://schemas.microsoft.com/office/drawing/2014/chartex" xmlns:cx1="http://schemas.microsoft.com/office/drawing/2015/9/8/chartex" xmlns:cx2="http://schemas.microsoft.com/office/drawing/2015/10/21/chartex" xmlns:cx3="http://schemas.microsoft.com/office/drawing/2016/5/9/chartex" xmlns:cx4="http://schemas.microsoft.com/office/drawing/2016/5/10/chartex" xmlns:cx5="http://schemas.microsoft.com/office/drawing/2016/5/11/chartex" xmlns:cx6="http://schemas.microsoft.com/office/drawing/2016/5/12/chartex" xmlns:cx7="http://schemas.microsoft.com/office/drawing/2016/5/13/chartex" xmlns:cx8="http://schemas.microsoft.com/office/drawing/2016/5/14/chartex" xmlns:mc="http://schemas.openxmlformats.org/markup-compatibility/2006" xmlns:aink="http://schemas.microsoft.com/office/drawing/2016/ink" xmlns:am3d="http://schemas.microsoft.com/office/drawing/2017/model3d" xmlns:o="urn:schemas-microsoft-com:office:office" xmlns:oel="http://schemas.microsoft.com/office/2019/extlst" xmlns:r="http://schemas.openxmlformats.org/officeDocument/2006/relationships" xmlns:m="http://schemas.openxmlformats.org/officeDocument/2006/math" xmlns:v="urn:schemas-microsoft-com:vml" xmlns:wp14="http://schemas.microsoft.com/office/word/2010/wordprocessingDrawing" xmlns:wp="http://schemas.openxmlformats.org/drawingml/2006/wordprocessingDrawing" xmlns:w10="urn:schemas-microsoft-com:office:word" xmlns:w="http://schemas.openxmlformats.org/wordprocessingml/2006/main" xmlns:w14="http://schemas.microsoft.com/office/word/2010/wordml" xmlns:w15="http://schemas.microsoft.com/office/word/2012/wordml" xmlns:w16cex="http://schemas.microsoft.com/office/word/2018/wordml/cex" xmlns:w16cid="http://schemas.microsoft.com/office/word/2016/wordml/cid" xmlns:w16="http://schemas.microsoft.com/office/word/2018/wordml" xmlns:w16du="http://schemas.microsoft.com/office/word/2023/wordml/word16du" xmlns:w16sdtdh="http://schemas.microsoft.com/office/word/2020/wordml/sdtdatahash" xmlns:w16sdtfl="http://schemas.microsoft.com/office/word/2024/wordml/sdtformatlock" xmlns:w16se="http://schemas.microsoft.com/office/word/2015/wordml/symex" xmlns:wpg="http://schemas.microsoft.com/office/word/2010/wordprocessingGroup" xmlns:wpi="http://schemas.microsoft.com/office/word/2010/wordprocessingInk" xmlns:wne="http://schemas.microsoft.com/office/word/2006/wordml" xmlns:wps="http://schemas.microsoft.com/office/word/2010/wordprocessingShape" mc:Ignorable="w14 w15 w16se w16cid w16 w16cex w16sdtdh w16sdtfl w16du wp14">
   <w:endnote w:type="separator" w:id="-1">
     <w:p>
       <w:pPr>
@@ -991,7 +965,7 @@
 </file>
 
 <file path=word/footer1.xml><?xml version="1.0" encoding="utf-8"?>
-<w:ftr xmlns:wpc="http://schemas.microsoft.com/office/word/2010/wordprocessingCanvas" xmlns:cx="http://schemas.microsoft.com/office/drawing/2014/chartex" xmlns:cx1="http://schemas.microsoft.com/office/drawing/2015/9/8/chartex" xmlns:cx2="http://schemas.microsoft.com/office/drawing/2015/10/21/chartex" xmlns:cx3="http://schemas.microsoft.com/office/drawing/2016/5/9/chartex" xmlns:cx4="http://schemas.microsoft.com/office/drawing/2016/5/10/chartex" xmlns:cx5="http://schemas.microsoft.com/office/drawing/2016/5/11/chartex" xmlns:cx6="http://schemas.microsoft.com/office/drawing/2016/5/12/chartex" xmlns:cx7="http://schemas.microsoft.com/office/drawing/2016/5/13/chartex" xmlns:cx8="http://schemas.microsoft.com/office/drawing/2016/5/14/chartex" xmlns:mc="http://schemas.openxmlformats.org/markup-compatibility/2006" xmlns:aink="http://schemas.microsoft.com/office/drawing/2016/ink" xmlns:am3d="http://schemas.microsoft.com/office/drawing/2017/model3d" xmlns:o="urn:schemas-microsoft-com:office:office" xmlns:oel="http://schemas.microsoft.com/office/2019/extlst" xmlns:r="http://schemas.openxmlformats.org/officeDocument/2006/relationships" xmlns:m="http://schemas.openxmlformats.org/officeDocument/2006/math" xmlns:v="urn:schemas-microsoft-com:vml" xmlns:wp14="http://schemas.microsoft.com/office/word/2010/wordprocessingDrawing" xmlns:wp="http://schemas.openxmlformats.org/drawingml/2006/wordprocessingDrawing" xmlns:w10="urn:schemas-microsoft-com:office:word" xmlns:w="http://schemas.openxmlformats.org/wordprocessingml/2006/main" xmlns:w14="http://schemas.microsoft.com/office/word/2010/wordml" xmlns:w15="http://schemas.microsoft.com/office/word/2012/wordml" xmlns:w16cex="http://schemas.microsoft.com/office/word/2018/wordml/cex" xmlns:w16cid="http://schemas.microsoft.com/office/word/2016/wordml/cid" xmlns:w16="http://schemas.microsoft.com/office/word/2018/wordml" xmlns:w16sdtdh="http://schemas.microsoft.com/office/word/2020/wordml/sdtdatahash" xmlns:w16se="http://schemas.microsoft.com/office/word/2015/wordml/symex" xmlns:wpg="http://schemas.microsoft.com/office/word/2010/wordprocessingGroup" xmlns:wpi="http://schemas.microsoft.com/office/word/2010/wordprocessingInk" xmlns:wne="http://schemas.microsoft.com/office/word/2006/wordml" xmlns:wps="http://schemas.microsoft.com/office/word/2010/wordprocessingShape" mc:Ignorable="w14 w15 w16se w16cid w16 w16cex w16sdtdh wp14">
+<w:ftr xmlns:wpc="http://schemas.microsoft.com/office/word/2010/wordprocessingCanvas" xmlns:cx="http://schemas.microsoft.com/office/drawing/2014/chartex" xmlns:cx1="http://schemas.microsoft.com/office/drawing/2015/9/8/chartex" xmlns:cx2="http://schemas.microsoft.com/office/drawing/2015/10/21/chartex" xmlns:cx3="http://schemas.microsoft.com/office/drawing/2016/5/9/chartex" xmlns:cx4="http://schemas.microsoft.com/office/drawing/2016/5/10/chartex" xmlns:cx5="http://schemas.microsoft.com/office/drawing/2016/5/11/chartex" xmlns:cx6="http://schemas.microsoft.com/office/drawing/2016/5/12/chartex" xmlns:cx7="http://schemas.microsoft.com/office/drawing/2016/5/13/chartex" xmlns:cx8="http://schemas.microsoft.com/office/drawing/2016/5/14/chartex" xmlns:mc="http://schemas.openxmlformats.org/markup-compatibility/2006" xmlns:aink="http://schemas.microsoft.com/office/drawing/2016/ink" xmlns:am3d="http://schemas.microsoft.com/office/drawing/2017/model3d" xmlns:o="urn:schemas-microsoft-com:office:office" xmlns:oel="http://schemas.microsoft.com/office/2019/extlst" xmlns:r="http://schemas.openxmlformats.org/officeDocument/2006/relationships" xmlns:m="http://schemas.openxmlformats.org/officeDocument/2006/math" xmlns:v="urn:schemas-microsoft-com:vml" xmlns:wp14="http://schemas.microsoft.com/office/word/2010/wordprocessingDrawing" xmlns:wp="http://schemas.openxmlformats.org/drawingml/2006/wordprocessingDrawing" xmlns:w10="urn:schemas-microsoft-com:office:word" xmlns:w="http://schemas.openxmlformats.org/wordprocessingml/2006/main" xmlns:w14="http://schemas.microsoft.com/office/word/2010/wordml" xmlns:w15="http://schemas.microsoft.com/office/word/2012/wordml" xmlns:w16cex="http://schemas.microsoft.com/office/word/2018/wordml/cex" xmlns:w16cid="http://schemas.microsoft.com/office/word/2016/wordml/cid" xmlns:w16="http://schemas.microsoft.com/office/word/2018/wordml" xmlns:w16du="http://schemas.microsoft.com/office/word/2023/wordml/word16du" xmlns:w16sdtdh="http://schemas.microsoft.com/office/word/2020/wordml/sdtdatahash" xmlns:w16sdtfl="http://schemas.microsoft.com/office/word/2024/wordml/sdtformatlock" xmlns:w16se="http://schemas.microsoft.com/office/word/2015/wordml/symex" xmlns:wpg="http://schemas.microsoft.com/office/word/2010/wordprocessingGroup" xmlns:wpi="http://schemas.microsoft.com/office/word/2010/wordprocessingInk" xmlns:wne="http://schemas.microsoft.com/office/word/2006/wordml" xmlns:wps="http://schemas.microsoft.com/office/word/2010/wordprocessingShape" mc:Ignorable="w14 w15 w16se w16cid w16 w16cex w16sdtdh w16sdtfl w16du wp14">
   <w:p>
     <w:pPr>
       <w:pStyle w:val="Footer"/>
@@ -1001,7 +975,7 @@
 </file>
 
 <file path=word/footer2.xml><?xml version="1.0" encoding="utf-8"?>
-<w:ftr xmlns:wpc="http://schemas.microsoft.com/office/word/2010/wordprocessingCanvas" xmlns:cx="http://schemas.microsoft.com/office/drawing/2014/chartex" xmlns:cx1="http://schemas.microsoft.com/office/drawing/2015/9/8/chartex" xmlns:cx2="http://schemas.microsoft.com/office/drawing/2015/10/21/chartex" xmlns:cx3="http://schemas.microsoft.com/office/drawing/2016/5/9/chartex" xmlns:cx4="http://schemas.microsoft.com/office/drawing/2016/5/10/chartex" xmlns:cx5="http://schemas.microsoft.com/office/drawing/2016/5/11/chartex" xmlns:cx6="http://schemas.microsoft.com/office/drawing/2016/5/12/chartex" xmlns:cx7="http://schemas.microsoft.com/office/drawing/2016/5/13/chartex" xmlns:cx8="http://schemas.microsoft.com/office/drawing/2016/5/14/chartex" xmlns:mc="http://schemas.openxmlformats.org/markup-compatibility/2006" xmlns:aink="http://schemas.microsoft.com/office/drawing/2016/ink" xmlns:am3d="http://schemas.microsoft.com/office/drawing/2017/model3d" xmlns:o="urn:schemas-microsoft-com:office:office" xmlns:oel="http://schemas.microsoft.com/office/2019/extlst" xmlns:r="http://schemas.openxmlformats.org/officeDocument/2006/relationships" xmlns:m="http://schemas.openxmlformats.org/officeDocument/2006/math" xmlns:v="urn:schemas-microsoft-com:vml" xmlns:wp14="http://schemas.microsoft.com/office/word/2010/wordprocessingDrawing" xmlns:wp="http://schemas.openxmlformats.org/drawingml/2006/wordprocessingDrawing" xmlns:w10="urn:schemas-microsoft-com:office:word" xmlns:w="http://schemas.openxmlformats.org/wordprocessingml/2006/main" xmlns:w14="http://schemas.microsoft.com/office/word/2010/wordml" xmlns:w15="http://schemas.microsoft.com/office/word/2012/wordml" xmlns:w16cex="http://schemas.microsoft.com/office/word/2018/wordml/cex" xmlns:w16cid="http://schemas.microsoft.com/office/word/2016/wordml/cid" xmlns:w16="http://schemas.microsoft.com/office/word/2018/wordml" xmlns:w16sdtdh="http://schemas.microsoft.com/office/word/2020/wordml/sdtdatahash" xmlns:w16se="http://schemas.microsoft.com/office/word/2015/wordml/symex" xmlns:wpg="http://schemas.microsoft.com/office/word/2010/wordprocessingGroup" xmlns:wpi="http://schemas.microsoft.com/office/word/2010/wordprocessingInk" xmlns:wne="http://schemas.microsoft.com/office/word/2006/wordml" xmlns:wps="http://schemas.microsoft.com/office/word/2010/wordprocessingShape" mc:Ignorable="w14 w15 w16se w16cid w16 w16cex w16sdtdh wp14">
+<w:ftr xmlns:wpc="http://schemas.microsoft.com/office/word/2010/wordprocessingCanvas" xmlns:cx="http://schemas.microsoft.com/office/drawing/2014/chartex" xmlns:cx1="http://schemas.microsoft.com/office/drawing/2015/9/8/chartex" xmlns:cx2="http://schemas.microsoft.com/office/drawing/2015/10/21/chartex" xmlns:cx3="http://schemas.microsoft.com/office/drawing/2016/5/9/chartex" xmlns:cx4="http://schemas.microsoft.com/office/drawing/2016/5/10/chartex" xmlns:cx5="http://schemas.microsoft.com/office/drawing/2016/5/11/chartex" xmlns:cx6="http://schemas.microsoft.com/office/drawing/2016/5/12/chartex" xmlns:cx7="http://schemas.microsoft.com/office/drawing/2016/5/13/chartex" xmlns:cx8="http://schemas.microsoft.com/office/drawing/2016/5/14/chartex" xmlns:mc="http://schemas.openxmlformats.org/markup-compatibility/2006" xmlns:aink="http://schemas.microsoft.com/office/drawing/2016/ink" xmlns:am3d="http://schemas.microsoft.com/office/drawing/2017/model3d" xmlns:o="urn:schemas-microsoft-com:office:office" xmlns:oel="http://schemas.microsoft.com/office/2019/extlst" xmlns:r="http://schemas.openxmlformats.org/officeDocument/2006/relationships" xmlns:m="http://schemas.openxmlformats.org/officeDocument/2006/math" xmlns:v="urn:schemas-microsoft-com:vml" xmlns:wp14="http://schemas.microsoft.com/office/word/2010/wordprocessingDrawing" xmlns:wp="http://schemas.openxmlformats.org/drawingml/2006/wordprocessingDrawing" xmlns:w10="urn:schemas-microsoft-com:office:word" xmlns:w="http://schemas.openxmlformats.org/wordprocessingml/2006/main" xmlns:w14="http://schemas.microsoft.com/office/word/2010/wordml" xmlns:w15="http://schemas.microsoft.com/office/word/2012/wordml" xmlns:w16cex="http://schemas.microsoft.com/office/word/2018/wordml/cex" xmlns:w16cid="http://schemas.microsoft.com/office/word/2016/wordml/cid" xmlns:w16="http://schemas.microsoft.com/office/word/2018/wordml" xmlns:w16du="http://schemas.microsoft.com/office/word/2023/wordml/word16du" xmlns:w16sdtdh="http://schemas.microsoft.com/office/word/2020/wordml/sdtdatahash" xmlns:w16sdtfl="http://schemas.microsoft.com/office/word/2024/wordml/sdtformatlock" xmlns:w16se="http://schemas.microsoft.com/office/word/2015/wordml/symex" xmlns:wpg="http://schemas.microsoft.com/office/word/2010/wordprocessingGroup" xmlns:wpi="http://schemas.microsoft.com/office/word/2010/wordprocessingInk" xmlns:wne="http://schemas.microsoft.com/office/word/2006/wordml" xmlns:wps="http://schemas.microsoft.com/office/word/2010/wordprocessingShape" mc:Ignorable="w14 w15 w16se w16cid w16 w16cex w16sdtdh w16sdtfl w16du wp14">
   <w:p>
     <w:pPr>
       <w:pStyle w:val="Footer"/>
@@ -1011,7 +985,7 @@
 </file>
 
 <file path=word/footer3.xml><?xml version="1.0" encoding="utf-8"?>
-<w:ftr xmlns:wpc="http://schemas.microsoft.com/office/word/2010/wordprocessingCanvas" xmlns:cx="http://schemas.microsoft.com/office/drawing/2014/chartex" xmlns:cx1="http://schemas.microsoft.com/office/drawing/2015/9/8/chartex" xmlns:cx2="http://schemas.microsoft.com/office/drawing/2015/10/21/chartex" xmlns:cx3="http://schemas.microsoft.com/office/drawing/2016/5/9/chartex" xmlns:cx4="http://schemas.microsoft.com/office/drawing/2016/5/10/chartex" xmlns:cx5="http://schemas.microsoft.com/office/drawing/2016/5/11/chartex" xmlns:cx6="http://schemas.microsoft.com/office/drawing/2016/5/12/chartex" xmlns:cx7="http://schemas.microsoft.com/office/drawing/2016/5/13/chartex" xmlns:cx8="http://schemas.microsoft.com/office/drawing/2016/5/14/chartex" xmlns:mc="http://schemas.openxmlformats.org/markup-compatibility/2006" xmlns:aink="http://schemas.microsoft.com/office/drawing/2016/ink" xmlns:am3d="http://schemas.microsoft.com/office/drawing/2017/model3d" xmlns:o="urn:schemas-microsoft-com:office:office" xmlns:oel="http://schemas.microsoft.com/office/2019/extlst" xmlns:r="http://schemas.openxmlformats.org/officeDocument/2006/relationships" xmlns:m="http://schemas.openxmlformats.org/officeDocument/2006/math" xmlns:v="urn:schemas-microsoft-com:vml" xmlns:wp14="http://schemas.microsoft.com/office/word/2010/wordprocessingDrawing" xmlns:wp="http://schemas.openxmlformats.org/drawingml/2006/wordprocessingDrawing" xmlns:w10="urn:schemas-microsoft-com:office:word" xmlns:w="http://schemas.openxmlformats.org/wordprocessingml/2006/main" xmlns:w14="http://schemas.microsoft.com/office/word/2010/wordml" xmlns:w15="http://schemas.microsoft.com/office/word/2012/wordml" xmlns:w16cex="http://schemas.microsoft.com/office/word/2018/wordml/cex" xmlns:w16cid="http://schemas.microsoft.com/office/word/2016/wordml/cid" xmlns:w16="http://schemas.microsoft.com/office/word/2018/wordml" xmlns:w16sdtdh="http://schemas.microsoft.com/office/word/2020/wordml/sdtdatahash" xmlns:w16se="http://schemas.microsoft.com/office/word/2015/wordml/symex" xmlns:wpg="http://schemas.microsoft.com/office/word/2010/wordprocessingGroup" xmlns:wpi="http://schemas.microsoft.com/office/word/2010/wordprocessingInk" xmlns:wne="http://schemas.microsoft.com/office/word/2006/wordml" xmlns:wps="http://schemas.microsoft.com/office/word/2010/wordprocessingShape" mc:Ignorable="w14 w15 w16se w16cid w16 w16cex w16sdtdh wp14">
+<w:ftr xmlns:wpc="http://schemas.microsoft.com/office/word/2010/wordprocessingCanvas" xmlns:cx="http://schemas.microsoft.com/office/drawing/2014/chartex" xmlns:cx1="http://schemas.microsoft.com/office/drawing/2015/9/8/chartex" xmlns:cx2="http://schemas.microsoft.com/office/drawing/2015/10/21/chartex" xmlns:cx3="http://schemas.microsoft.com/office/drawing/2016/5/9/chartex" xmlns:cx4="http://schemas.microsoft.com/office/drawing/2016/5/10/chartex" xmlns:cx5="http://schemas.microsoft.com/office/drawing/2016/5/11/chartex" xmlns:cx6="http://schemas.microsoft.com/office/drawing/2016/5/12/chartex" xmlns:cx7="http://schemas.microsoft.com/office/drawing/2016/5/13/chartex" xmlns:cx8="http://schemas.microsoft.com/office/drawing/2016/5/14/chartex" xmlns:mc="http://schemas.openxmlformats.org/markup-compatibility/2006" xmlns:aink="http://schemas.microsoft.com/office/drawing/2016/ink" xmlns:am3d="http://schemas.microsoft.com/office/drawing/2017/model3d" xmlns:o="urn:schemas-microsoft-com:office:office" xmlns:oel="http://schemas.microsoft.com/office/2019/extlst" xmlns:r="http://schemas.openxmlformats.org/officeDocument/2006/relationships" xmlns:m="http://schemas.openxmlformats.org/officeDocument/2006/math" xmlns:v="urn:schemas-microsoft-com:vml" xmlns:wp14="http://schemas.microsoft.com/office/word/2010/wordprocessingDrawing" xmlns:wp="http://schemas.openxmlformats.org/drawingml/2006/wordprocessingDrawing" xmlns:w10="urn:schemas-microsoft-com:office:word" xmlns:w="http://schemas.openxmlformats.org/wordprocessingml/2006/main" xmlns:w14="http://schemas.microsoft.com/office/word/2010/wordml" xmlns:w15="http://schemas.microsoft.com/office/word/2012/wordml" xmlns:w16cex="http://schemas.microsoft.com/office/word/2018/wordml/cex" xmlns:w16cid="http://schemas.microsoft.com/office/word/2016/wordml/cid" xmlns:w16="http://schemas.microsoft.com/office/word/2018/wordml" xmlns:w16du="http://schemas.microsoft.com/office/word/2023/wordml/word16du" xmlns:w16sdtdh="http://schemas.microsoft.com/office/word/2020/wordml/sdtdatahash" xmlns:w16sdtfl="http://schemas.microsoft.com/office/word/2024/wordml/sdtformatlock" xmlns:w16se="http://schemas.microsoft.com/office/word/2015/wordml/symex" xmlns:wpg="http://schemas.microsoft.com/office/word/2010/wordprocessingGroup" xmlns:wpi="http://schemas.microsoft.com/office/word/2010/wordprocessingInk" xmlns:wne="http://schemas.microsoft.com/office/word/2006/wordml" xmlns:wps="http://schemas.microsoft.com/office/word/2010/wordprocessingShape" mc:Ignorable="w14 w15 w16se w16cid w16 w16cex w16sdtdh w16sdtfl w16du wp14">
   <w:p>
     <w:pPr>
       <w:pStyle w:val="Footer"/>
@@ -1021,7 +995,7 @@
 </file>
 
 <file path=word/footnotes.xml><?xml version="1.0" encoding="utf-8"?>
-<w:footnotes xmlns:wpc="http://schemas.microsoft.com/office/word/2010/wordprocessingCanvas" xmlns:cx="http://schemas.microsoft.com/office/drawing/2014/chartex" xmlns:cx1="http://schemas.microsoft.com/office/drawing/2015/9/8/chartex" xmlns:cx2="http://schemas.microsoft.com/office/drawing/2015/10/21/chartex" xmlns:cx3="http://schemas.microsoft.com/office/drawing/2016/5/9/chartex" xmlns:cx4="http://schemas.microsoft.com/office/drawing/2016/5/10/chartex" xmlns:cx5="http://schemas.microsoft.com/office/drawing/2016/5/11/chartex" xmlns:cx6="http://schemas.microsoft.com/office/drawing/2016/5/12/chartex" xmlns:cx7="http://schemas.microsoft.com/office/drawing/2016/5/13/chartex" xmlns:cx8="http://schemas.microsoft.com/office/drawing/2016/5/14/chartex" xmlns:mc="http://schemas.openxmlformats.org/markup-compatibility/2006" xmlns:aink="http://schemas.microsoft.com/office/drawing/2016/ink" xmlns:am3d="http://schemas.microsoft.com/office/drawing/2017/model3d" xmlns:o="urn:schemas-microsoft-com:office:office" xmlns:oel="http://schemas.microsoft.com/office/2019/extlst" xmlns:r="http://schemas.openxmlformats.org/officeDocument/2006/relationships" xmlns:m="http://schemas.openxmlformats.org/officeDocument/2006/math" xmlns:v="urn:schemas-microsoft-com:vml" xmlns:wp14="http://schemas.microsoft.com/office/word/2010/wordprocessingDrawing" xmlns:wp="http://schemas.openxmlformats.org/drawingml/2006/wordprocessingDrawing" xmlns:w10="urn:schemas-microsoft-com:office:word" xmlns:w="http://schemas.openxmlformats.org/wordprocessingml/2006/main" xmlns:w14="http://schemas.microsoft.com/office/word/2010/wordml" xmlns:w15="http://schemas.microsoft.com/office/word/2012/wordml" xmlns:w16cex="http://schemas.microsoft.com/office/word/2018/wordml/cex" xmlns:w16cid="http://schemas.microsoft.com/office/word/2016/wordml/cid" xmlns:w16="http://schemas.microsoft.com/office/word/2018/wordml" xmlns:w16sdtdh="http://schemas.microsoft.com/office/word/2020/wordml/sdtdatahash" xmlns:w16se="http://schemas.microsoft.com/office/word/2015/wordml/symex" xmlns:wpg="http://schemas.microsoft.com/office/word/2010/wordprocessingGroup" xmlns:wpi="http://schemas.microsoft.com/office/word/2010/wordprocessingInk" xmlns:wne="http://schemas.microsoft.com/office/word/2006/wordml" xmlns:wps="http://schemas.microsoft.com/office/word/2010/wordprocessingShape" mc:Ignorable="w14 w15 w16se w16cid w16 w16cex w16sdtdh wp14">
+<w:footnotes xmlns:wpc="http://schemas.microsoft.com/office/word/2010/wordprocessingCanvas" xmlns:cx="http://schemas.microsoft.com/office/drawing/2014/chartex" xmlns:cx1="http://schemas.microsoft.com/office/drawing/2015/9/8/chartex" xmlns:cx2="http://schemas.microsoft.com/office/drawing/2015/10/21/chartex" xmlns:cx3="http://schemas.microsoft.com/office/drawing/2016/5/9/chartex" xmlns:cx4="http://schemas.microsoft.com/office/drawing/2016/5/10/chartex" xmlns:cx5="http://schemas.microsoft.com/office/drawing/2016/5/11/chartex" xmlns:cx6="http://schemas.microsoft.com/office/drawing/2016/5/12/chartex" xmlns:cx7="http://schemas.microsoft.com/office/drawing/2016/5/13/chartex" xmlns:cx8="http://schemas.microsoft.com/office/drawing/2016/5/14/chartex" xmlns:mc="http://schemas.openxmlformats.org/markup-compatibility/2006" xmlns:aink="http://schemas.microsoft.com/office/drawing/2016/ink" xmlns:am3d="http://schemas.microsoft.com/office/drawing/2017/model3d" xmlns:o="urn:schemas-microsoft-com:office:office" xmlns:oel="http://schemas.microsoft.com/office/2019/extlst" xmlns:r="http://schemas.openxmlformats.org/officeDocument/2006/relationships" xmlns:m="http://schemas.openxmlformats.org/officeDocument/2006/math" xmlns:v="urn:schemas-microsoft-com:vml" xmlns:wp14="http://schemas.microsoft.com/office/word/2010/wordprocessingDrawing" xmlns:wp="http://schemas.openxmlformats.org/drawingml/2006/wordprocessingDrawing" xmlns:w10="urn:schemas-microsoft-com:office:word" xmlns:w="http://schemas.openxmlformats.org/wordprocessingml/2006/main" xmlns:w14="http://schemas.microsoft.com/office/word/2010/wordml" xmlns:w15="http://schemas.microsoft.com/office/word/2012/wordml" xmlns:w16cex="http://schemas.microsoft.com/office/word/2018/wordml/cex" xmlns:w16cid="http://schemas.microsoft.com/office/word/2016/wordml/cid" xmlns:w16="http://schemas.microsoft.com/office/word/2018/wordml" xmlns:w16du="http://schemas.microsoft.com/office/word/2023/wordml/word16du" xmlns:w16sdtdh="http://schemas.microsoft.com/office/word/2020/wordml/sdtdatahash" xmlns:w16sdtfl="http://schemas.microsoft.com/office/word/2024/wordml/sdtformatlock" xmlns:w16se="http://schemas.microsoft.com/office/word/2015/wordml/symex" xmlns:wpg="http://schemas.microsoft.com/office/word/2010/wordprocessingGroup" xmlns:wpi="http://schemas.microsoft.com/office/word/2010/wordprocessingInk" xmlns:wne="http://schemas.microsoft.com/office/word/2006/wordml" xmlns:wps="http://schemas.microsoft.com/office/word/2010/wordprocessingShape" mc:Ignorable="w14 w15 w16se w16cid w16 w16cex w16sdtdh w16sdtfl w16du wp14">
   <w:footnote w:type="separator" w:id="-1">
     <w:p>
       <w:pPr>
@@ -1046,7 +1020,7 @@
 </file>
 
 <file path=word/header1.xml><?xml version="1.0" encoding="utf-8"?>
-<w:hdr xmlns:wpc="http://schemas.microsoft.com/office/word/2010/wordprocessingCanvas" xmlns:cx="http://schemas.microsoft.com/office/drawing/2014/chartex" xmlns:cx1="http://schemas.microsoft.com/office/drawing/2015/9/8/chartex" xmlns:cx2="http://schemas.microsoft.com/office/drawing/2015/10/21/chartex" xmlns:cx3="http://schemas.microsoft.com/office/drawing/2016/5/9/chartex" xmlns:cx4="http://schemas.microsoft.com/office/drawing/2016/5/10/chartex" xmlns:cx5="http://schemas.microsoft.com/office/drawing/2016/5/11/chartex" xmlns:cx6="http://schemas.microsoft.com/office/drawing/2016/5/12/chartex" xmlns:cx7="http://schemas.microsoft.com/office/drawing/2016/5/13/chartex" xmlns:cx8="http://schemas.microsoft.com/office/drawing/2016/5/14/chartex" xmlns:mc="http://schemas.openxmlformats.org/markup-compatibility/2006" xmlns:aink="http://schemas.microsoft.com/office/drawing/2016/ink" xmlns:am3d="http://schemas.microsoft.com/office/drawing/2017/model3d" xmlns:o="urn:schemas-microsoft-com:office:office" xmlns:oel="http://schemas.microsoft.com/office/2019/extlst" xmlns:r="http://schemas.openxmlformats.org/officeDocument/2006/relationships" xmlns:m="http://schemas.openxmlformats.org/officeDocument/2006/math" xmlns:v="urn:schemas-microsoft-com:vml" xmlns:wp14="http://schemas.microsoft.com/office/word/2010/wordprocessingDrawing" xmlns:wp="http://schemas.openxmlformats.org/drawingml/2006/wordprocessingDrawing" xmlns:w10="urn:schemas-microsoft-com:office:word" xmlns:w="http://schemas.openxmlformats.org/wordprocessingml/2006/main" xmlns:w14="http://schemas.microsoft.com/office/word/2010/wordml" xmlns:w15="http://schemas.microsoft.com/office/word/2012/wordml" xmlns:w16cex="http://schemas.microsoft.com/office/word/2018/wordml/cex" xmlns:w16cid="http://schemas.microsoft.com/office/word/2016/wordml/cid" xmlns:w16="http://schemas.microsoft.com/office/word/2018/wordml" xmlns:w16sdtdh="http://schemas.microsoft.com/office/word/2020/wordml/sdtdatahash" xmlns:w16se="http://schemas.microsoft.com/office/word/2015/wordml/symex" xmlns:wpg="http://schemas.microsoft.com/office/word/2010/wordprocessingGroup" xmlns:wpi="http://schemas.microsoft.com/office/word/2010/wordprocessingInk" xmlns:wne="http://schemas.microsoft.com/office/word/2006/wordml" xmlns:wps="http://schemas.microsoft.com/office/word/2010/wordprocessingShape" mc:Ignorable="w14 w15 w16se w16cid w16 w16cex w16sdtdh wp14">
+<w:hdr xmlns:wpc="http://schemas.microsoft.com/office/word/2010/wordprocessingCanvas" xmlns:cx="http://schemas.microsoft.com/office/drawing/2014/chartex" xmlns:cx1="http://schemas.microsoft.com/office/drawing/2015/9/8/chartex" xmlns:cx2="http://schemas.microsoft.com/office/drawing/2015/10/21/chartex" xmlns:cx3="http://schemas.microsoft.com/office/drawing/2016/5/9/chartex" xmlns:cx4="http://schemas.microsoft.com/office/drawing/2016/5/10/chartex" xmlns:cx5="http://schemas.microsoft.com/office/drawing/2016/5/11/chartex" xmlns:cx6="http://schemas.microsoft.com/office/drawing/2016/5/12/chartex" xmlns:cx7="http://schemas.microsoft.com/office/drawing/2016/5/13/chartex" xmlns:cx8="http://schemas.microsoft.com/office/drawing/2016/5/14/chartex" xmlns:mc="http://schemas.openxmlformats.org/markup-compatibility/2006" xmlns:aink="http://schemas.microsoft.com/office/drawing/2016/ink" xmlns:am3d="http://schemas.microsoft.com/office/drawing/2017/model3d" xmlns:o="urn:schemas-microsoft-com:office:office" xmlns:oel="http://schemas.microsoft.com/office/2019/extlst" xmlns:r="http://schemas.openxmlformats.org/officeDocument/2006/relationships" xmlns:m="http://schemas.openxmlformats.org/officeDocument/2006/math" xmlns:v="urn:schemas-microsoft-com:vml" xmlns:wp14="http://schemas.microsoft.com/office/word/2010/wordprocessingDrawing" xmlns:wp="http://schemas.openxmlformats.org/drawingml/2006/wordprocessingDrawing" xmlns:w10="urn:schemas-microsoft-com:office:word" xmlns:w="http://schemas.openxmlformats.org/wordprocessingml/2006/main" xmlns:w14="http://schemas.microsoft.com/office/word/2010/wordml" xmlns:w15="http://schemas.microsoft.com/office/word/2012/wordml" xmlns:w16cex="http://schemas.microsoft.com/office/word/2018/wordml/cex" xmlns:w16cid="http://schemas.microsoft.com/office/word/2016/wordml/cid" xmlns:w16="http://schemas.microsoft.com/office/word/2018/wordml" xmlns:w16du="http://schemas.microsoft.com/office/word/2023/wordml/word16du" xmlns:w16sdtdh="http://schemas.microsoft.com/office/word/2020/wordml/sdtdatahash" xmlns:w16sdtfl="http://schemas.microsoft.com/office/word/2024/wordml/sdtformatlock" xmlns:w16se="http://schemas.microsoft.com/office/word/2015/wordml/symex" xmlns:wpg="http://schemas.microsoft.com/office/word/2010/wordprocessingGroup" xmlns:wpi="http://schemas.microsoft.com/office/word/2010/wordprocessingInk" xmlns:wne="http://schemas.microsoft.com/office/word/2006/wordml" xmlns:wps="http://schemas.microsoft.com/office/word/2010/wordprocessingShape" mc:Ignorable="w14 w15 w16se w16cid w16 w16cex w16sdtdh w16sdtfl w16du wp14">
   <w:p>
     <w:pPr>
       <w:pStyle w:val="Header"/>
@@ -1056,7 +1030,7 @@
 </file>
 
 <file path=word/header2.xml><?xml version="1.0" encoding="utf-8"?>
-<w:hdr xmlns:wpc="http://schemas.microsoft.com/office/word/2010/wordprocessingCanvas" xmlns:cx="http://schemas.microsoft.com/office/drawing/2014/chartex" xmlns:cx1="http://schemas.microsoft.com/office/drawing/2015/9/8/chartex" xmlns:cx2="http://schemas.microsoft.com/office/drawing/2015/10/21/chartex" xmlns:cx3="http://schemas.microsoft.com/office/drawing/2016/5/9/chartex" xmlns:cx4="http://schemas.microsoft.com/office/drawing/2016/5/10/chartex" xmlns:cx5="http://schemas.microsoft.com/office/drawing/2016/5/11/chartex" xmlns:cx6="http://schemas.microsoft.com/office/drawing/2016/5/12/chartex" xmlns:cx7="http://schemas.microsoft.com/office/drawing/2016/5/13/chartex" xmlns:cx8="http://schemas.microsoft.com/office/drawing/2016/5/14/chartex" xmlns:mc="http://schemas.openxmlformats.org/markup-compatibility/2006" xmlns:aink="http://schemas.microsoft.com/office/drawing/2016/ink" xmlns:am3d="http://schemas.microsoft.com/office/drawing/2017/model3d" xmlns:o="urn:schemas-microsoft-com:office:office" xmlns:oel="http://schemas.microsoft.com/office/2019/extlst" xmlns:r="http://schemas.openxmlformats.org/officeDocument/2006/relationships" xmlns:m="http://schemas.openxmlformats.org/officeDocument/2006/math" xmlns:v="urn:schemas-microsoft-com:vml" xmlns:wp14="http://schemas.microsoft.com/office/word/2010/wordprocessingDrawing" xmlns:wp="http://schemas.openxmlformats.org/drawingml/2006/wordprocessingDrawing" xmlns:w10="urn:schemas-microsoft-com:office:word" xmlns:w="http://schemas.openxmlformats.org/wordprocessingml/2006/main" xmlns:w14="http://schemas.microsoft.com/office/word/2010/wordml" xmlns:w15="http://schemas.microsoft.com/office/word/2012/wordml" xmlns:w16cex="http://schemas.microsoft.com/office/word/2018/wordml/cex" xmlns:w16cid="http://schemas.microsoft.com/office/word/2016/wordml/cid" xmlns:w16="http://schemas.microsoft.com/office/word/2018/wordml" xmlns:w16sdtdh="http://schemas.microsoft.com/office/word/2020/wordml/sdtdatahash" xmlns:w16se="http://schemas.microsoft.com/office/word/2015/wordml/symex" xmlns:wpg="http://schemas.microsoft.com/office/word/2010/wordprocessingGroup" xmlns:wpi="http://schemas.microsoft.com/office/word/2010/wordprocessingInk" xmlns:wne="http://schemas.microsoft.com/office/word/2006/wordml" xmlns:wps="http://schemas.microsoft.com/office/word/2010/wordprocessingShape" mc:Ignorable="w14 w15 w16se w16cid w16 w16cex w16sdtdh wp14">
+<w:hdr xmlns:wpc="http://schemas.microsoft.com/office/word/2010/wordprocessingCanvas" xmlns:cx="http://schemas.microsoft.com/office/drawing/2014/chartex" xmlns:cx1="http://schemas.microsoft.com/office/drawing/2015/9/8/chartex" xmlns:cx2="http://schemas.microsoft.com/office/drawing/2015/10/21/chartex" xmlns:cx3="http://schemas.microsoft.com/office/drawing/2016/5/9/chartex" xmlns:cx4="http://schemas.microsoft.com/office/drawing/2016/5/10/chartex" xmlns:cx5="http://schemas.microsoft.com/office/drawing/2016/5/11/chartex" xmlns:cx6="http://schemas.microsoft.com/office/drawing/2016/5/12/chartex" xmlns:cx7="http://schemas.microsoft.com/office/drawing/2016/5/13/chartex" xmlns:cx8="http://schemas.microsoft.com/office/drawing/2016/5/14/chartex" xmlns:mc="http://schemas.openxmlformats.org/markup-compatibility/2006" xmlns:aink="http://schemas.microsoft.com/office/drawing/2016/ink" xmlns:am3d="http://schemas.microsoft.com/office/drawing/2017/model3d" xmlns:o="urn:schemas-microsoft-com:office:office" xmlns:oel="http://schemas.microsoft.com/office/2019/extlst" xmlns:r="http://schemas.openxmlformats.org/officeDocument/2006/relationships" xmlns:m="http://schemas.openxmlformats.org/officeDocument/2006/math" xmlns:v="urn:schemas-microsoft-com:vml" xmlns:wp14="http://schemas.microsoft.com/office/word/2010/wordprocessingDrawing" xmlns:wp="http://schemas.openxmlformats.org/drawingml/2006/wordprocessingDrawing" xmlns:w10="urn:schemas-microsoft-com:office:word" xmlns:w="http://schemas.openxmlformats.org/wordprocessingml/2006/main" xmlns:w14="http://schemas.microsoft.com/office/word/2010/wordml" xmlns:w15="http://schemas.microsoft.com/office/word/2012/wordml" xmlns:w16cex="http://schemas.microsoft.com/office/word/2018/wordml/cex" xmlns:w16cid="http://schemas.microsoft.com/office/word/2016/wordml/cid" xmlns:w16="http://schemas.microsoft.com/office/word/2018/wordml" xmlns:w16du="http://schemas.microsoft.com/office/word/2023/wordml/word16du" xmlns:w16sdtdh="http://schemas.microsoft.com/office/word/2020/wordml/sdtdatahash" xmlns:w16sdtfl="http://schemas.microsoft.com/office/word/2024/wordml/sdtformatlock" xmlns:w16se="http://schemas.microsoft.com/office/word/2015/wordml/symex" xmlns:wpg="http://schemas.microsoft.com/office/word/2010/wordprocessingGroup" xmlns:wpi="http://schemas.microsoft.com/office/word/2010/wordprocessingInk" xmlns:wne="http://schemas.microsoft.com/office/word/2006/wordml" xmlns:wps="http://schemas.microsoft.com/office/word/2010/wordprocessingShape" mc:Ignorable="w14 w15 w16se w16cid w16 w16cex w16sdtdh w16sdtfl w16du wp14">
   <w:p>
     <w:pPr>
       <w:pStyle w:val="Header"/>
@@ -1067,7 +1041,7 @@
 </file>
 
 <file path=word/header3.xml><?xml version="1.0" encoding="utf-8"?>
-<w:hdr xmlns:wpc="http://schemas.microsoft.com/office/word/2010/wordprocessingCanvas" xmlns:cx="http://schemas.microsoft.com/office/drawing/2014/chartex" xmlns:cx1="http://schemas.microsoft.com/office/drawing/2015/9/8/chartex" xmlns:cx2="http://schemas.microsoft.com/office/drawing/2015/10/21/chartex" xmlns:cx3="http://schemas.microsoft.com/office/drawing/2016/5/9/chartex" xmlns:cx4="http://schemas.microsoft.com/office/drawing/2016/5/10/chartex" xmlns:cx5="http://schemas.microsoft.com/office/drawing/2016/5/11/chartex" xmlns:cx6="http://schemas.microsoft.com/office/drawing/2016/5/12/chartex" xmlns:cx7="http://schemas.microsoft.com/office/drawing/2016/5/13/chartex" xmlns:cx8="http://schemas.microsoft.com/office/drawing/2016/5/14/chartex" xmlns:mc="http://schemas.openxmlformats.org/markup-compatibility/2006" xmlns:aink="http://schemas.microsoft.com/office/drawing/2016/ink" xmlns:am3d="http://schemas.microsoft.com/office/drawing/2017/model3d" xmlns:o="urn:schemas-microsoft-com:office:office" xmlns:oel="http://schemas.microsoft.com/office/2019/extlst" xmlns:r="http://schemas.openxmlformats.org/officeDocument/2006/relationships" xmlns:m="http://schemas.openxmlformats.org/officeDocument/2006/math" xmlns:v="urn:schemas-microsoft-com:vml" xmlns:wp14="http://schemas.microsoft.com/office/word/2010/wordprocessingDrawing" xmlns:wp="http://schemas.openxmlformats.org/drawingml/2006/wordprocessingDrawing" xmlns:w10="urn:schemas-microsoft-com:office:word" xmlns:w="http://schemas.openxmlformats.org/wordprocessingml/2006/main" xmlns:w14="http://schemas.microsoft.com/office/word/2010/wordml" xmlns:w15="http://schemas.microsoft.com/office/word/2012/wordml" xmlns:w16cex="http://schemas.microsoft.com/office/word/2018/wordml/cex" xmlns:w16cid="http://schemas.microsoft.com/office/word/2016/wordml/cid" xmlns:w16="http://schemas.microsoft.com/office/word/2018/wordml" xmlns:w16sdtdh="http://schemas.microsoft.com/office/word/2020/wordml/sdtdatahash" xmlns:w16se="http://schemas.microsoft.com/office/word/2015/wordml/symex" xmlns:wpg="http://schemas.microsoft.com/office/word/2010/wordprocessingGroup" xmlns:wpi="http://schemas.microsoft.com/office/word/2010/wordprocessingInk" xmlns:wne="http://schemas.microsoft.com/office/word/2006/wordml" xmlns:wps="http://schemas.microsoft.com/office/word/2010/wordprocessingShape" mc:Ignorable="w14 w15 w16se w16cid w16 w16cex w16sdtdh wp14">
+<w:hdr xmlns:wpc="http://schemas.microsoft.com/office/word/2010/wordprocessingCanvas" xmlns:cx="http://schemas.microsoft.com/office/drawing/2014/chartex" xmlns:cx1="http://schemas.microsoft.com/office/drawing/2015/9/8/chartex" xmlns:cx2="http://schemas.microsoft.com/office/drawing/2015/10/21/chartex" xmlns:cx3="http://schemas.microsoft.com/office/drawing/2016/5/9/chartex" xmlns:cx4="http://schemas.microsoft.com/office/drawing/2016/5/10/chartex" xmlns:cx5="http://schemas.microsoft.com/office/drawing/2016/5/11/chartex" xmlns:cx6="http://schemas.microsoft.com/office/drawing/2016/5/12/chartex" xmlns:cx7="http://schemas.microsoft.com/office/drawing/2016/5/13/chartex" xmlns:cx8="http://schemas.microsoft.com/office/drawing/2016/5/14/chartex" xmlns:mc="http://schemas.openxmlformats.org/markup-compatibility/2006" xmlns:aink="http://schemas.microsoft.com/office/drawing/2016/ink" xmlns:am3d="http://schemas.microsoft.com/office/drawing/2017/model3d" xmlns:o="urn:schemas-microsoft-com:office:office" xmlns:oel="http://schemas.microsoft.com/office/2019/extlst" xmlns:r="http://schemas.openxmlformats.org/officeDocument/2006/relationships" xmlns:m="http://schemas.openxmlformats.org/officeDocument/2006/math" xmlns:v="urn:schemas-microsoft-com:vml" xmlns:wp14="http://schemas.microsoft.com/office/word/2010/wordprocessingDrawing" xmlns:wp="http://schemas.openxmlformats.org/drawingml/2006/wordprocessingDrawing" xmlns:w10="urn:schemas-microsoft-com:office:word" xmlns:w="http://schemas.openxmlformats.org/wordprocessingml/2006/main" xmlns:w14="http://schemas.microsoft.com/office/word/2010/wordml" xmlns:w15="http://schemas.microsoft.com/office/word/2012/wordml" xmlns:w16cex="http://schemas.microsoft.com/office/word/2018/wordml/cex" xmlns:w16cid="http://schemas.microsoft.com/office/word/2016/wordml/cid" xmlns:w16="http://schemas.microsoft.com/office/word/2018/wordml" xmlns:w16du="http://schemas.microsoft.com/office/word/2023/wordml/word16du" xmlns:w16sdtdh="http://schemas.microsoft.com/office/word/2020/wordml/sdtdatahash" xmlns:w16sdtfl="http://schemas.microsoft.com/office/word/2024/wordml/sdtformatlock" xmlns:w16se="http://schemas.microsoft.com/office/word/2015/wordml/symex" xmlns:wpg="http://schemas.microsoft.com/office/word/2010/wordprocessingGroup" xmlns:wpi="http://schemas.microsoft.com/office/word/2010/wordprocessingInk" xmlns:wne="http://schemas.microsoft.com/office/word/2006/wordml" xmlns:wps="http://schemas.microsoft.com/office/word/2010/wordprocessingShape" mc:Ignorable="w14 w15 w16se w16cid w16 w16cex w16sdtdh w16sdtfl w16du wp14">
   <w:p>
     <w:pPr>
       <w:pStyle w:val="Header"/>
@@ -1076,7 +1050,7 @@
     <w:r>
       <w:tab/>
       <w:tab/>
-      <w:t>2026-06-17</w:t>
+      <w:t>2026-06-18</w:t>
       <w:br/>
       <w:br/>
     </w:r>
@@ -1093,7 +1067,7 @@
 </file>
 
 <file path=word/numbering.xml><?xml version="1.0" encoding="utf-8"?>
-<w:numbering xmlns:wpc="http://schemas.microsoft.com/office/word/2010/wordprocessingCanvas" xmlns:cx="http://schemas.microsoft.com/office/drawing/2014/chartex" xmlns:cx1="http://schemas.microsoft.com/office/drawing/2015/9/8/chartex" xmlns:cx2="http://schemas.microsoft.com/office/drawing/2015/10/21/chartex" xmlns:cx3="http://schemas.microsoft.com/office/drawing/2016/5/9/chartex" xmlns:cx4="http://schemas.microsoft.com/office/drawing/2016/5/10/chartex" xmlns:cx5="http://schemas.microsoft.com/office/drawing/2016/5/11/chartex" xmlns:cx6="http://schemas.microsoft.com/office/drawing/2016/5/12/chartex" xmlns:cx7="http://schemas.microsoft.com/office/drawing/2016/5/13/chartex" xmlns:cx8="http://schemas.microsoft.com/office/drawing/2016/5/14/chartex" xmlns:mc="http://schemas.openxmlformats.org/markup-compatibility/2006" xmlns:aink="http://schemas.microsoft.com/office/drawing/2016/ink" xmlns:am3d="http://schemas.microsoft.com/office/drawing/2017/model3d" xmlns:o="urn:schemas-microsoft-com:office:office" xmlns:oel="http://schemas.microsoft.com/office/2019/extlst" xmlns:r="http://schemas.openxmlformats.org/officeDocument/2006/relationships" xmlns:m="http://schemas.openxmlformats.org/officeDocument/2006/math" xmlns:v="urn:schemas-microsoft-com:vml" xmlns:wp14="http://schemas.microsoft.com/office/word/2010/wordprocessingDrawing" xmlns:wp="http://schemas.openxmlformats.org/drawingml/2006/wordprocessingDrawing" xmlns:w10="urn:schemas-microsoft-com:office:word" xmlns:w="http://schemas.openxmlformats.org/wordprocessingml/2006/main" xmlns:w14="http://schemas.microsoft.com/office/word/2010/wordml" xmlns:w15="http://schemas.microsoft.com/office/word/2012/wordml" xmlns:w16cex="http://schemas.microsoft.com/office/word/2018/wordml/cex" xmlns:w16cid="http://schemas.microsoft.com/office/word/2016/wordml/cid" xmlns:w16="http://schemas.microsoft.com/office/word/2018/wordml" xmlns:w16sdtdh="http://schemas.microsoft.com/office/word/2020/wordml/sdtdatahash" xmlns:w16se="http://schemas.microsoft.com/office/word/2015/wordml/symex" xmlns:wpg="http://schemas.microsoft.com/office/word/2010/wordprocessingGroup" xmlns:wpi="http://schemas.microsoft.com/office/word/2010/wordprocessingInk" xmlns:wne="http://schemas.microsoft.com/office/word/2006/wordml" xmlns:wps="http://schemas.microsoft.com/office/word/2010/wordprocessingShape" mc:Ignorable="w14 w15 w16se w16cid w16 w16cex w16sdtdh wp14">
+<w:numbering xmlns:wpc="http://schemas.microsoft.com/office/word/2010/wordprocessingCanvas" xmlns:cx="http://schemas.microsoft.com/office/drawing/2014/chartex" xmlns:cx1="http://schemas.microsoft.com/office/drawing/2015/9/8/chartex" xmlns:cx2="http://schemas.microsoft.com/office/drawing/2015/10/21/chartex" xmlns:cx3="http://schemas.microsoft.com/office/drawing/2016/5/9/chartex" xmlns:cx4="http://schemas.microsoft.com/office/drawing/2016/5/10/chartex" xmlns:cx5="http://schemas.microsoft.com/office/drawing/2016/5/11/chartex" xmlns:cx6="http://schemas.microsoft.com/office/drawing/2016/5/12/chartex" xmlns:cx7="http://schemas.microsoft.com/office/drawing/2016/5/13/chartex" xmlns:cx8="http://schemas.microsoft.com/office/drawing/2016/5/14/chartex" xmlns:mc="http://schemas.openxmlformats.org/markup-compatibility/2006" xmlns:aink="http://schemas.microsoft.com/office/drawing/2016/ink" xmlns:am3d="http://schemas.microsoft.com/office/drawing/2017/model3d" xmlns:o="urn:schemas-microsoft-com:office:office" xmlns:oel="http://schemas.microsoft.com/office/2019/extlst" xmlns:r="http://schemas.openxmlformats.org/officeDocument/2006/relationships" xmlns:m="http://schemas.openxmlformats.org/officeDocument/2006/math" xmlns:v="urn:schemas-microsoft-com:vml" xmlns:wp14="http://schemas.microsoft.com/office/word/2010/wordprocessingDrawing" xmlns:wp="http://schemas.openxmlformats.org/drawingml/2006/wordprocessingDrawing" xmlns:w10="urn:schemas-microsoft-com:office:word" xmlns:w="http://schemas.openxmlformats.org/wordprocessingml/2006/main" xmlns:w14="http://schemas.microsoft.com/office/word/2010/wordml" xmlns:w15="http://schemas.microsoft.com/office/word/2012/wordml" xmlns:w16cex="http://schemas.microsoft.com/office/word/2018/wordml/cex" xmlns:w16cid="http://schemas.microsoft.com/office/word/2016/wordml/cid" xmlns:w16="http://schemas.microsoft.com/office/word/2018/wordml" xmlns:w16du="http://schemas.microsoft.com/office/word/2023/wordml/word16du" xmlns:w16sdtdh="http://schemas.microsoft.com/office/word/2020/wordml/sdtdatahash" xmlns:w16sdtfl="http://schemas.microsoft.com/office/word/2024/wordml/sdtformatlock" xmlns:w16se="http://schemas.microsoft.com/office/word/2015/wordml/symex" xmlns:wpg="http://schemas.microsoft.com/office/word/2010/wordprocessingGroup" xmlns:wpi="http://schemas.microsoft.com/office/word/2010/wordprocessingInk" xmlns:wne="http://schemas.microsoft.com/office/word/2006/wordml" xmlns:wps="http://schemas.microsoft.com/office/word/2010/wordprocessingShape" mc:Ignorable="w14 w15 w16se w16cid w16 w16cex w16sdtdh w16sdtfl w16du wp14">
   <w:abstractNum w:abstractNumId="0" w15:restartNumberingAfterBreak="0">
     <w:nsid w:val="FFFFFF7C"/>
     <w:multiLevelType w:val="singleLevel"/>
@@ -1296,7 +1270,7 @@
 </file>
 
 <file path=word/styles.xml><?xml version="1.0" encoding="utf-8"?>
-<w:styles xmlns:mc="http://schemas.openxmlformats.org/markup-compatibility/2006" xmlns:r="http://schemas.openxmlformats.org/officeDocument/2006/relationships" xmlns:w="http://schemas.openxmlformats.org/wordprocessingml/2006/main" xmlns:w14="http://schemas.microsoft.com/office/word/2010/wordml" xmlns:w15="http://schemas.microsoft.com/office/word/2012/wordml" xmlns:w16cex="http://schemas.microsoft.com/office/word/2018/wordml/cex" xmlns:w16cid="http://schemas.microsoft.com/office/word/2016/wordml/cid" xmlns:w16="http://schemas.microsoft.com/office/word/2018/wordml" xmlns:w16sdtdh="http://schemas.microsoft.com/office/word/2020/wordml/sdtdatahash" xmlns:w16se="http://schemas.microsoft.com/office/word/2015/wordml/symex" mc:Ignorable="w14 w15 w16se w16cid w16 w16cex w16sdtdh">
+<w:styles xmlns:mc="http://schemas.openxmlformats.org/markup-compatibility/2006" xmlns:r="http://schemas.openxmlformats.org/officeDocument/2006/relationships" xmlns:w="http://schemas.openxmlformats.org/wordprocessingml/2006/main" xmlns:w14="http://schemas.microsoft.com/office/word/2010/wordml" xmlns:w15="http://schemas.microsoft.com/office/word/2012/wordml" xmlns:w16cex="http://schemas.microsoft.com/office/word/2018/wordml/cex" xmlns:w16cid="http://schemas.microsoft.com/office/word/2016/wordml/cid" xmlns:w16="http://schemas.microsoft.com/office/word/2018/wordml" xmlns:w16du="http://schemas.microsoft.com/office/word/2023/wordml/word16du" xmlns:w16sdtdh="http://schemas.microsoft.com/office/word/2020/wordml/sdtdatahash" xmlns:w16sdtfl="http://schemas.microsoft.com/office/word/2024/wordml/sdtformatlock" xmlns:w16se="http://schemas.microsoft.com/office/word/2015/wordml/symex" mc:Ignorable="w14 w15 w16se w16cid w16 w16cex w16sdtdh w16sdtfl w16du">
   <w:docDefaults>
     <w:rPrDefault>
       <w:rPr>
@@ -2054,7 +2028,7 @@
     <w:link w:val="TitleChar"/>
     <w:uiPriority w:val="10"/>
     <w:qFormat/>
-    <w:rsid w:val="007106C8"/>
+    <w:rsid w:val="00E854FA"/>
     <w:pPr>
       <w:spacing w:after="300" w:line="240" w:lineRule="auto"/>
       <w:contextualSpacing/>
@@ -2064,7 +2038,7 @@
       <w:rFonts w:eastAsiaTheme="majorEastAsia" w:cstheme="majorBidi"/>
       <w:spacing w:val="5"/>
       <w:kern w:val="28"/>
-      <w:sz w:val="52"/>
+      <w:sz w:val="40"/>
       <w:szCs w:val="52"/>
       <w:lang w:val="sv-SE" w:eastAsia="en-US" w:bidi="ar-SA"/>
     </w:rPr>
@@ -2074,12 +2048,12 @@
     <w:basedOn w:val="DefaultParagraphFont"/>
     <w:link w:val="Title"/>
     <w:uiPriority w:val="10"/>
-    <w:rsid w:val="007106C8"/>
+    <w:rsid w:val="00E854FA"/>
     <w:rPr>
       <w:rFonts w:ascii="Times New Roman" w:eastAsiaTheme="majorEastAsia" w:hAnsi="Times New Roman" w:cstheme="majorBidi"/>
       <w:spacing w:val="5"/>
       <w:kern w:val="28"/>
-      <w:sz w:val="52"/>
+      <w:sz w:val="40"/>
       <w:szCs w:val="52"/>
       <w:lang w:val="sv-SE" w:eastAsia="en-US" w:bidi="ar-SA"/>
     </w:rPr>

--- a/klagomål/A 55334-2025 FSC-klagomål.docx
+++ b/klagomål/A 55334-2025 FSC-klagomål.docx
@@ -1050,7 +1050,7 @@
     <w:r>
       <w:tab/>
       <w:tab/>
-      <w:t>2026-06-18</w:t>
+      <w:t>2026-06-19</w:t>
       <w:br/>
       <w:br/>
     </w:r>

--- a/klagomål/A 55334-2025 FSC-klagomål.docx
+++ b/klagomål/A 55334-2025 FSC-klagomål.docx
@@ -1050,7 +1050,7 @@
     <w:r>
       <w:tab/>
       <w:tab/>
-      <w:t>2026-06-19</w:t>
+      <w:t>2026-06-20</w:t>
       <w:br/>
       <w:br/>
     </w:r>

--- a/klagomål/A 55334-2025 FSC-klagomål.docx
+++ b/klagomål/A 55334-2025 FSC-klagomål.docx
@@ -168,38 +168,7 @@
     </w:p>
     <w:p>
       <w:r>
-        <w:t>Detta dokument behandlar höga naturvärden i avverkningsanmälan A 55334-2025 i Sollefteå kommun som inkom 2025-11-10 och omfattar 3,7 ha.</w:t>
-      </w:r>
-    </w:p>
-    <w:p>
-      <w:r>
-        <w:t>Nedan presenteras fynd av naturvårdsarter och fridlysta arter som gjorts i det avverkningsanmälda området, samt relevanta utdrag ur standarderna för FSC, Chain of Custody, Controlled Wood och PEFC. I BILAGA 1 finns artfakta om fridlysta arter.</w:t>
-      </w:r>
-    </w:p>
-    <w:p>
-      <w:r>
-        <w:t>Vi förväntar oss att ni återkommer med ett skriftligt svar på vårt klagomål och även beskriver vilka korrigerande åtgärder ni satt in för att rätta till identifierade brister i er efterlevnad av den svenska FSC standarden.</w:t>
-      </w:r>
-    </w:p>
-    <w:p>
-      <w:pPr>
-        <w:pStyle w:val="Heading1"/>
-      </w:pPr>
-      <w:r>
-        <w:t>Naturvårdsarter</w:t>
-      </w:r>
-    </w:p>
-    <w:p>
-      <w:r>
-        <w:t>I och inom 22 meter från avverkningsanmälan har följande 6 naturvårdsarter hittats: gammelgransskål (NT, T), tretåig hackspett (NT, T, §4), ullticka (NT, T), korallrot (S, T, §8), vanlig padda (§6) och fläcknycklar (§8). Av dessa är 3 rödlistade. För rödlistade arter har rödlistekategorin angivits inom parentes. Arter som är signalarter enligt Skogsstyrelsen har markerats med (S). Typiska arter inom Natura 2000 som är kopplade till skogsekosystem har markerats med (T). För fridlysta arter anges även paragrafen i Artskyddsförordningen som arten är fridlyst enligt.</w:t>
-      </w:r>
-    </w:p>
-    <w:p>
-      <w:r>
-        <w:t>De påträffade naturvårdsarterna är ett tydligt kvitto på att det rör sig om en skog med höga naturvärden.</w:t>
-      </w:r>
-      <w:r>
-        <w:t xml:space="preserve"> I Figur 1 visas fyndplatser för naturvårdsarter i området, som finns registrerade på Artportalen.</w:t>
+        <w:t>Detta klagomål behandlar höga naturvärden i avverkningsanmälan A 55334-2025 i Sollefteå kommun som inkom 2025-11-10 och omfattar 3,7 ha.</w:t>
       </w:r>
     </w:p>
     <w:p>
@@ -247,34 +216,140 @@
         <w:spacing w:after="240"/>
       </w:pPr>
       <w:r>
-        <w:t>Figur 1. Fyndplatser för naturvårdsarter i och inom 22 meter från avverkningsanmälan (röd linje). Markörer utan svart kant är placerade på fyndplatsen. Markörer med svart kant är placerade vid sidan av fyndplatsen och har ett svart streck som visar fyndplatsens exakta position. Kartans mittpunktskoordinat är N 7060225, E 585625 i SWEREF 99 TM.</w:t>
+        <w:t>Figur 1. Fyndplatser för naturvårdsarter i och inom 22 meter från avverkningsanmälan. Markörer utan svart kant är placerade på fyndplatsen. Markörer med svart kant är placerade vid sidan av fyndplatsen har ett svart streck som visar fyndplatsens exakta position. Kartans mittpunktskoordinat är N 7060225, E 585625 i SWEREF 99 TM.</w:t>
+      </w:r>
+    </w:p>
+    <w:p>
+      <w:r>
+        <w:t>I och inom 22 meter från avverkningsanmälan finns fynd av 6 naturvårdsarter, varav 3 är rödlistade, 4 är fridlysta, 4 är typiska (T) och 1 är signalart (S): gammelgransskål (NT, T), tretåig hackspett (NT, T, §4), ullticka (NT, T), korallrot (S, T, §8), vanlig padda (§6) och fläcknycklar (§8). Se Figur 1.</w:t>
+      </w:r>
+    </w:p>
+    <w:p>
+      <w:r>
+        <w:t>Nedan presenteras relevanta utdrag ur standarderna för FSC, Chain of Custody, Controlled Wood och PEFC.</w:t>
+      </w:r>
+    </w:p>
+    <w:p>
+      <w:r>
+        <w:t>Vi förväntar oss att ni återkommer med ett skriftligt svar på vårt klagomål och även beskriver vilka korrigerande åtgärder ni satt in för att rätta till identifierade brister i er efterlevnad av den svenska FSC standarden.</w:t>
       </w:r>
     </w:p>
     <w:p>
       <w:pPr>
-        <w:pStyle w:val="Heading2"/>
+        <w:pStyle w:val="Heading1"/>
       </w:pPr>
       <w:r>
-        <w:t>Fridlysta arter</w:t>
+        <w:t>Naturvårdsarter och fridlysta arter</w:t>
       </w:r>
     </w:p>
     <w:p>
       <w:r>
-        <w:t>Följande fridlysta arter har sina livsmiljöer och växtplatser i den avverkningsanmälda skogen: tretåig hackspett (NT, T, §4), korallrot (S, T, §8), vanlig padda (§6) och fläcknycklar (§8).</w:t>
+        <w:t>Nedan följer beskrivningar av de naturvårdsarter och fridlysta arter som har sina livsmiljöer och växtplatser i den avverkningsanmälda skogen. Se även ytterligare artfakta i BILAGA 1. De påträffade naturvårdsarterna är ett tydligt kvitto på att det rör sig om en skog med höga naturvärden.</w:t>
       </w:r>
     </w:p>
     <w:p>
-      <w:r>
-        <w:t xml:space="preserve">Observera att medlemsländerna är skyldiga att agera i enlighet med EU:s fågeldirektiv där det uttryckligen står att direktivet gäller för fåglar samt för deras ägg, bon och </w:t>
-      </w:r>
       <w:r>
         <w:rPr>
           <w:b/>
         </w:rPr>
-        <w:t xml:space="preserve">livsmiljöer </w:t>
-      </w:r>
-      <w:r>
-        <w:t>(artikel 1). Vidare att de åtgärder som vidtas inte får leda till en försämring av den nuvarande situationen beträffande bevarandet av de fågelarter som avses i artikel 1 (artikel 13). Fågeldirektivet är styrande för tillsynsansvariga myndigheters ärendehantering, ställningstaganden och beslutsfattande.</w:t>
+        <w:t>Gammelgransskål (NT)</w:t>
+      </w:r>
+      <w:r>
+        <w:t xml:space="preserve"> är en liten skålsvamp som växer på gamla granar med skrovlig bark. Typiska växtplatser är gransumpskog i myrkanter, bäckdråg, bäckraviner och skuggiga bergssluttningar, men också skog på torrare mark kan hysa arten om beståndet har stark naturskogskaraktär. Bestånd med arten bör behandlas som nyckelbiotoper och sparas vid en slutavverkning. Även gallring bör undvikas. Gammelgransskål är typisk art för </w:t>
+      </w:r>
+      <w:r>
+        <w:rPr>
+          <w:i/>
+        </w:rPr>
+        <w:t>9010 Taiga</w:t>
+      </w:r>
+      <w:r>
+        <w:t xml:space="preserve"> (SLU Artdatabanken, 2024; Nitare &amp; Skogsstyrelsen, 2019).</w:t>
+      </w:r>
+    </w:p>
+    <w:p>
+      <w:r>
+        <w:rPr>
+          <w:b/>
+        </w:rPr>
+        <w:t>Tretåig hackspett (NT, §4)</w:t>
+      </w:r>
+      <w:r>
+        <w:t xml:space="preserve"> är rödlistad som nära hotad och ingår i bilaga 1 i EU:s fågeldirektiv. Tretåig hackspett är för sin överlevnad beroende av kontinuerlig tillförsel av äldre döende och död ved, som sker genom naturliga självgallringsprocesser i äldre grannaturskogar och barrblandade naturskogar. Om en skog genom skogsbruk gallras eller glesas ur så upphör och uteblir i stort sett den naturliga självgallringsprocessen för mycket lång tid framöver vilket omöjliggör upprätthållandet av den kontinuerliga ekologiska funktionen i ett område. Det finns studier som visar att naturskogens självgallringsprocess som den tretåiga hackspetten är beroende av, inte kan ersättas med efterlämnad hänsyn i skogsbruket (Imbeau &amp; Desrochers, 2002). Storleken på häckningsreviret varierar med skogstypen, förekomsten av död ved och graden av fragmentering, men är i allmänhet i storleksordningen 25–100 hektar. Vintertid krävs ofta betydligt större områden och det finns studier som antyder att arten behöver minst 100 hektar äldre skog. I områden med låg bonitet kan det behövas över 200 hektar lämpligt habitat för att ett par ska kunna reproducera sig. Områden med dokumenterad permanent förekomst i naturskogsmiljöer har vanligen så stora naturvärden att skogsbruk är olämpligt. Tretåig hackspett är typisk art för </w:t>
+      </w:r>
+      <w:r>
+        <w:rPr>
+          <w:i/>
+        </w:rPr>
+        <w:t xml:space="preserve">9010 Taiga, 9740 Skogsbevuxen myr, 9030 Landhöjningsskog </w:t>
+      </w:r>
+      <w:r>
+        <w:t xml:space="preserve">och </w:t>
+      </w:r>
+      <w:r>
+        <w:rPr>
+          <w:i/>
+        </w:rPr>
+        <w:t>9040 Fjällbjörkskog</w:t>
+      </w:r>
+      <w:r>
+        <w:t xml:space="preserve"> (Skogsstyrelsen, 2016; SLU Artdatabanken, 2024).</w:t>
+      </w:r>
+    </w:p>
+    <w:p>
+      <w:r>
+        <w:rPr>
+          <w:b/>
+        </w:rPr>
+        <w:t>Ullticka (NT)</w:t>
+      </w:r>
+      <w:r>
+        <w:t xml:space="preserve"> är knuten till restbestånd av barrnaturskog och förekommer med ett tydligt optimum i orörda eller måttligt påverkade gamla granskogar där det föreligger viss kontinuitet av grov död ved. Ullticka är en bra signalart inom hela sitt utbredningsområde och i södra Sverige är den sällsynt och en god signalart för skyddsvärda granskogsmiljöer. Den hotas av avverkning och fragmentering av naturskog och äldre granskog med lång trädkontinuitet. På ullticka kan ibland ulltickeporing (VU) påträffas - det är en sällsynt ticka som nyligen delats upp i de tre olika arterna ulltickeporing </w:t>
+      </w:r>
+      <w:r>
+        <w:rPr>
+          <w:i/>
+        </w:rPr>
+        <w:t xml:space="preserve">Skeletocutis brevispora </w:t>
+      </w:r>
+      <w:r>
+        <w:t>(VU)</w:t>
+      </w:r>
+      <w:r>
+        <w:rPr>
+          <w:i/>
+        </w:rPr>
+        <w:t>, Skeletocutis delicata</w:t>
+      </w:r>
+      <w:r>
+        <w:t xml:space="preserve"> (VU)</w:t>
+      </w:r>
+      <w:r>
+        <w:rPr>
+          <w:i/>
+        </w:rPr>
+        <w:t xml:space="preserve"> och Skeletocutis exilis</w:t>
+      </w:r>
+      <w:r>
+        <w:t xml:space="preserve"> (NT). Ullticka är typisk art för </w:t>
+      </w:r>
+      <w:r>
+        <w:rPr>
+          <w:i/>
+        </w:rPr>
+        <w:t xml:space="preserve">9010 Taiga, 9050 Näringsrik granskog </w:t>
+      </w:r>
+      <w:r>
+        <w:t xml:space="preserve">och </w:t>
+      </w:r>
+      <w:r>
+        <w:rPr>
+          <w:i/>
+        </w:rPr>
+        <w:t>9030 Landhöjningsskog</w:t>
+      </w:r>
+      <w:r>
+        <w:t xml:space="preserve"> (SLU Artdatabanken, 2026; Nitare &amp; Skogsstyrelsen, 2019; Miettinen &amp; Niemelä, 2018).</w:t>
       </w:r>
     </w:p>
     <w:p>
@@ -295,124 +370,6 @@
       </w:r>
       <w:r>
         <w:t xml:space="preserve"> och fridlyst enligt 8 § artskyddsförordningen (SLU Artdatabanken, 2024; Nitare &amp; Skogsstyrelsen, 2019).</w:t>
-      </w:r>
-    </w:p>
-    <w:p>
-      <w:r>
-        <w:rPr>
-          <w:b/>
-        </w:rPr>
-        <w:t>Tretåig hackspett (NT, §4)</w:t>
-      </w:r>
-      <w:r>
-        <w:t xml:space="preserve"> är rödlistad som nära hotad och ingår i bilaga 1 i EU:s fågeldirektiv. Tretåig hackspett är för sin överlevnad beroende av kontinuerlig tillförsel av äldre döende och död ved, som sker genom naturliga självgallringsprocesser i äldre grannaturskogar och barrblandade naturskogar. Om en skog genom skogsbruk gallras eller glesas ur så upphör och uteblir i stort sett den naturliga självgallringsprocessen för mycket lång tid framöver vilket omöjliggör upprätthållandet av den kontinuerliga ekologiska funktionen i ett område. Det finns studier som visar att naturskogens självgallringsprocess som den tretåiga hackspetten är beroende av, inte kan ersättas med efterlämnad hänsyn i skogsbruket (Imbeau &amp; Desrochers, 2002). Storleken på häckningsreviret varierar med skogstypen, förekomsten av död ved och graden av fragmentering, men är i allmänhet i storleksordningen 25–100 hektar. Vintertid krävs ofta betydligt större områden och det finns studier som antyder att arten behöver minst 100 hektar äldre skog. I områden med låg bonitet kan det behövas över 200 hektar lämpligt habitat för att ett par ska kunna reproducera sig. Områden med dokumenterad permanent förekomst i naturskogsmiljöer har vanligen så stora naturvärden att skogsbruk är olämpligt. Tretåig hackspett är typisk art för </w:t>
-      </w:r>
-      <w:r>
-        <w:rPr>
-          <w:i/>
-        </w:rPr>
-        <w:t xml:space="preserve">9010 Taiga, 9740 Skogsbevuxen myr, 9030 Landhöjningsskog </w:t>
-      </w:r>
-      <w:r>
-        <w:t xml:space="preserve">och </w:t>
-      </w:r>
-      <w:r>
-        <w:rPr>
-          <w:i/>
-        </w:rPr>
-        <w:t>9040 Fjällbjörkskog</w:t>
-      </w:r>
-      <w:r>
-        <w:t xml:space="preserve"> (Skogsstyrelsen, 2016; SLU Artdatabanken, 2024).</w:t>
-      </w:r>
-    </w:p>
-    <w:p>
-      <w:r>
-        <w:t>I BILAGA 1 finns mer detaljerad information om ekologi samt krav på livsmiljö hos fridlysta arter.</w:t>
-      </w:r>
-    </w:p>
-    <w:p>
-      <w:pPr>
-        <w:pStyle w:val="Heading2"/>
-      </w:pPr>
-      <w:r>
-        <w:t>Övriga naturvårdsarter</w:t>
-      </w:r>
-    </w:p>
-    <w:p>
-      <w:r>
-        <w:rPr>
-          <w:b/>
-        </w:rPr>
-        <w:t>Gammelgransskål (NT)</w:t>
-      </w:r>
-      <w:r>
-        <w:t xml:space="preserve"> är en liten skålsvamp som växer på gamla granar med skrovlig bark. Typiska växtplatser är gransumpskog i myrkanter, bäckdråg, bäckraviner och skuggiga bergssluttningar, men också skog på torrare mark kan hysa arten om beståndet har stark naturskogskaraktär. Bestånd med arten bör behandlas som nyckelbiotoper och sparas vid en slutavverkning. Även gallring bör undvikas. Gammelgransskål är typisk art för </w:t>
-      </w:r>
-      <w:r>
-        <w:rPr>
-          <w:i/>
-        </w:rPr>
-        <w:t>9010 Taiga</w:t>
-      </w:r>
-      <w:r>
-        <w:t xml:space="preserve"> (SLU Artdatabanken, 2024; Nitare &amp; Skogsstyrelsen, 2019).</w:t>
-      </w:r>
-    </w:p>
-    <w:p>
-      <w:r>
-        <w:rPr>
-          <w:b/>
-        </w:rPr>
-        <w:t>Ullticka (NT)</w:t>
-      </w:r>
-      <w:r>
-        <w:t xml:space="preserve"> är knuten till restbestånd av barrnaturskog och förekommer med ett tydligt optimum i orörda eller måttligt påverkade gamla granskogar där det föreligger viss kontinuitet av grov död ved. Ullticka är en bra signalart inom hela sitt utbredningsområde och i södra Sverige är den sällsynt och en god signalart för skyddsvärda granskogsmiljöer. Den hotas av avverkning och fragmentering av naturskog och äldre granskog med lång trädkontinuitet. På ullticka kan ibland ulltickeporing (VU) påträffas - det är en sällsynt ticka som nyligen delats upp i de tre olika arterna ulltickeporing </w:t>
-      </w:r>
-      <w:r>
-        <w:rPr>
-          <w:i/>
-        </w:rPr>
-        <w:t xml:space="preserve">Skeletocutis brevispora </w:t>
-      </w:r>
-      <w:r>
-        <w:t>(VU)</w:t>
-      </w:r>
-      <w:r>
-        <w:rPr>
-          <w:i/>
-        </w:rPr>
-        <w:t>, Skeletocutis delicata</w:t>
-      </w:r>
-      <w:r>
-        <w:t xml:space="preserve"> (VU)</w:t>
-      </w:r>
-      <w:r>
-        <w:rPr>
-          <w:i/>
-        </w:rPr>
-        <w:t xml:space="preserve"> och Skeletocutis exilis</w:t>
-      </w:r>
-      <w:r>
-        <w:t xml:space="preserve"> (NT). Ullticka är typisk art för </w:t>
-      </w:r>
-      <w:r>
-        <w:rPr>
-          <w:i/>
-        </w:rPr>
-        <w:t xml:space="preserve">9010 Taiga, 9050 Näringsrik granskog </w:t>
-      </w:r>
-      <w:r>
-        <w:t xml:space="preserve">och </w:t>
-      </w:r>
-      <w:r>
-        <w:rPr>
-          <w:i/>
-        </w:rPr>
-        <w:t>9030 Landhöjningsskog</w:t>
-      </w:r>
-      <w:r>
-        <w:t xml:space="preserve"> (SLU Artdatabanken, 2026; Nitare &amp; Skogsstyrelsen, 2019; Miettinen &amp; Niemelä, 2018).</w:t>
       </w:r>
     </w:p>
     <w:p>
@@ -1050,7 +1007,7 @@
     <w:r>
       <w:tab/>
       <w:tab/>
-      <w:t>2026-06-20</w:t>
+      <w:t>2026-06-21</w:t>
       <w:br/>
       <w:br/>
     </w:r>

--- a/klagomål/A 55334-2025 FSC-klagomål.docx
+++ b/klagomål/A 55334-2025 FSC-klagomål.docx
@@ -1007,7 +1007,7 @@
     <w:r>
       <w:tab/>
       <w:tab/>
-      <w:t>2026-06-21</w:t>
+      <w:t>2026-06-22</w:t>
       <w:br/>
       <w:br/>
     </w:r>

--- a/klagomål/A 55334-2025 FSC-klagomål.docx
+++ b/klagomål/A 55334-2025 FSC-klagomål.docx
@@ -1007,7 +1007,7 @@
     <w:r>
       <w:tab/>
       <w:tab/>
-      <w:t>2026-06-22</w:t>
+      <w:t>2026-06-23</w:t>
       <w:br/>
       <w:br/>
     </w:r>

--- a/klagomål/A 55334-2025 FSC-klagomål.docx
+++ b/klagomål/A 55334-2025 FSC-klagomål.docx
@@ -1007,7 +1007,7 @@
     <w:r>
       <w:tab/>
       <w:tab/>
-      <w:t>2026-06-23</w:t>
+      <w:t>2026-06-24</w:t>
       <w:br/>
       <w:br/>
     </w:r>

--- a/klagomål/A 55334-2025 FSC-klagomål.docx
+++ b/klagomål/A 55334-2025 FSC-klagomål.docx
@@ -1007,7 +1007,7 @@
     <w:r>
       <w:tab/>
       <w:tab/>
-      <w:t>2026-06-24</w:t>
+      <w:t>2026-06-25</w:t>
       <w:br/>
       <w:br/>
     </w:r>

--- a/klagomål/A 55334-2025 FSC-klagomål.docx
+++ b/klagomål/A 55334-2025 FSC-klagomål.docx
@@ -1007,7 +1007,7 @@
     <w:r>
       <w:tab/>
       <w:tab/>
-      <w:t>2026-06-25</w:t>
+      <w:t>2026-06-26</w:t>
       <w:br/>
       <w:br/>
     </w:r>

--- a/klagomål/A 55334-2025 FSC-klagomål.docx
+++ b/klagomål/A 55334-2025 FSC-klagomål.docx
@@ -1007,7 +1007,7 @@
     <w:r>
       <w:tab/>
       <w:tab/>
-      <w:t>2026-06-26</w:t>
+      <w:t>2026-06-27</w:t>
       <w:br/>
       <w:br/>
     </w:r>

--- a/klagomål/A 55334-2025 FSC-klagomål.docx
+++ b/klagomål/A 55334-2025 FSC-klagomål.docx
@@ -1007,7 +1007,7 @@
     <w:r>
       <w:tab/>
       <w:tab/>
-      <w:t>2026-06-27</w:t>
+      <w:t>2026-06-28</w:t>
       <w:br/>
       <w:br/>
     </w:r>

--- a/klagomål/A 55334-2025 FSC-klagomål.docx
+++ b/klagomål/A 55334-2025 FSC-klagomål.docx
@@ -1007,7 +1007,7 @@
     <w:r>
       <w:tab/>
       <w:tab/>
-      <w:t>2026-06-28</w:t>
+      <w:t>2026-06-29</w:t>
       <w:br/>
       <w:br/>
     </w:r>

--- a/klagomål/A 55334-2025 FSC-klagomål.docx
+++ b/klagomål/A 55334-2025 FSC-klagomål.docx
@@ -1007,7 +1007,7 @@
     <w:r>
       <w:tab/>
       <w:tab/>
-      <w:t>2026-06-29</w:t>
+      <w:t>2026-06-30</w:t>
       <w:br/>
       <w:br/>
     </w:r>

--- a/klagomål/A 55334-2025 FSC-klagomål.docx
+++ b/klagomål/A 55334-2025 FSC-klagomål.docx
@@ -1007,7 +1007,7 @@
     <w:r>
       <w:tab/>
       <w:tab/>
-      <w:t>2026-06-30</w:t>
+      <w:t>2026-07-01</w:t>
       <w:br/>
       <w:br/>
     </w:r>

--- a/klagomål/A 55334-2025 FSC-klagomål.docx
+++ b/klagomål/A 55334-2025 FSC-klagomål.docx
@@ -1007,7 +1007,7 @@
     <w:r>
       <w:tab/>
       <w:tab/>
-      <w:t>2026-07-13</w:t>
+      <w:t>2026-07-14</w:t>
       <w:br/>
       <w:br/>
     </w:r>

--- a/klagomål/A 55334-2025 FSC-klagomål.docx
+++ b/klagomål/A 55334-2025 FSC-klagomål.docx
@@ -1007,7 +1007,7 @@
     <w:r>
       <w:tab/>
       <w:tab/>
-      <w:t>2026-07-14</w:t>
+      <w:t>2026-07-15</w:t>
       <w:br/>
       <w:br/>
     </w:r>

--- a/klagomål/A 55334-2025 FSC-klagomål.docx
+++ b/klagomål/A 55334-2025 FSC-klagomål.docx
@@ -1007,7 +1007,7 @@
     <w:r>
       <w:tab/>
       <w:tab/>
-      <w:t>2026-07-15</w:t>
+      <w:t>2026-07-16</w:t>
       <w:br/>
       <w:br/>
     </w:r>

--- a/klagomål/A 55334-2025 FSC-klagomål.docx
+++ b/klagomål/A 55334-2025 FSC-klagomål.docx
@@ -1007,7 +1007,7 @@
     <w:r>
       <w:tab/>
       <w:tab/>
-      <w:t>2026-07-16</w:t>
+      <w:t>2026-07-17</w:t>
       <w:br/>
       <w:br/>
     </w:r>

--- a/klagomål/A 55334-2025 FSC-klagomål.docx
+++ b/klagomål/A 55334-2025 FSC-klagomål.docx
@@ -1007,7 +1007,7 @@
     <w:r>
       <w:tab/>
       <w:tab/>
-      <w:t>2026-07-17</w:t>
+      <w:t>2026-07-18</w:t>
       <w:br/>
       <w:br/>
     </w:r>

--- a/klagomål/A 55334-2025 FSC-klagomål.docx
+++ b/klagomål/A 55334-2025 FSC-klagomål.docx
@@ -1007,7 +1007,7 @@
     <w:r>
       <w:tab/>
       <w:tab/>
-      <w:t>2026-07-18</w:t>
+      <w:t>2026-07-19</w:t>
       <w:br/>
       <w:br/>
     </w:r>

--- a/klagomål/A 55334-2025 FSC-klagomål.docx
+++ b/klagomål/A 55334-2025 FSC-klagomål.docx
@@ -1007,7 +1007,7 @@
     <w:r>
       <w:tab/>
       <w:tab/>
-      <w:t>2026-07-19</w:t>
+      <w:t>2026-07-20</w:t>
       <w:br/>
       <w:br/>
     </w:r>

--- a/klagomål/A 55334-2025 FSC-klagomål.docx
+++ b/klagomål/A 55334-2025 FSC-klagomål.docx
@@ -1007,7 +1007,7 @@
     <w:r>
       <w:tab/>
       <w:tab/>
-      <w:t>2026-07-20</w:t>
+      <w:t>2026-07-21</w:t>
       <w:br/>
       <w:br/>
     </w:r>

--- a/klagomål/A 55334-2025 FSC-klagomål.docx
+++ b/klagomål/A 55334-2025 FSC-klagomål.docx
@@ -1007,7 +1007,7 @@
     <w:r>
       <w:tab/>
       <w:tab/>
-      <w:t>2026-07-21</w:t>
+      <w:t>2026-07-22</w:t>
       <w:br/>
       <w:br/>
     </w:r>

--- a/klagomål/A 55334-2025 FSC-klagomål.docx
+++ b/klagomål/A 55334-2025 FSC-klagomål.docx
@@ -1007,7 +1007,7 @@
     <w:r>
       <w:tab/>
       <w:tab/>
-      <w:t>2026-07-22</w:t>
+      <w:t>2026-07-23</w:t>
       <w:br/>
       <w:br/>
     </w:r>

--- a/klagomål/A 55334-2025 FSC-klagomål.docx
+++ b/klagomål/A 55334-2025 FSC-klagomål.docx
@@ -1007,7 +1007,7 @@
     <w:r>
       <w:tab/>
       <w:tab/>
-      <w:t>2026-07-23</w:t>
+      <w:t>2026-07-24</w:t>
       <w:br/>
       <w:br/>
     </w:r>

--- a/klagomål/A 55334-2025 FSC-klagomål.docx
+++ b/klagomål/A 55334-2025 FSC-klagomål.docx
@@ -1007,7 +1007,7 @@
     <w:r>
       <w:tab/>
       <w:tab/>
-      <w:t>2026-07-24</w:t>
+      <w:t>2026-07-25</w:t>
       <w:br/>
       <w:br/>
     </w:r>

--- a/klagomål/A 55334-2025 FSC-klagomål.docx
+++ b/klagomål/A 55334-2025 FSC-klagomål.docx
@@ -1007,7 +1007,7 @@
     <w:r>
       <w:tab/>
       <w:tab/>
-      <w:t>2026-07-25</w:t>
+      <w:t>2026-07-26</w:t>
       <w:br/>
       <w:br/>
     </w:r>

--- a/klagomål/A 55334-2025 FSC-klagomål.docx
+++ b/klagomål/A 55334-2025 FSC-klagomål.docx
@@ -1007,7 +1007,7 @@
     <w:r>
       <w:tab/>
       <w:tab/>
-      <w:t>2026-07-26</w:t>
+      <w:t>2026-07-27</w:t>
       <w:br/>
       <w:br/>
     </w:r>

--- a/klagomål/A 55334-2025 FSC-klagomål.docx
+++ b/klagomål/A 55334-2025 FSC-klagomål.docx
@@ -1007,7 +1007,7 @@
     <w:r>
       <w:tab/>
       <w:tab/>
-      <w:t>2026-07-27</w:t>
+      <w:t>2026-07-28</w:t>
       <w:br/>
       <w:br/>
     </w:r>

--- a/klagomål/A 55334-2025 FSC-klagomål.docx
+++ b/klagomål/A 55334-2025 FSC-klagomål.docx
@@ -1007,7 +1007,7 @@
     <w:r>
       <w:tab/>
       <w:tab/>
-      <w:t>2026-07-28</w:t>
+      <w:t>2026-07-29</w:t>
       <w:br/>
       <w:br/>
     </w:r>

--- a/klagomål/A 55334-2025 FSC-klagomål.docx
+++ b/klagomål/A 55334-2025 FSC-klagomål.docx
@@ -1007,7 +1007,7 @@
     <w:r>
       <w:tab/>
       <w:tab/>
-      <w:t>2026-07-29</w:t>
+      <w:t>2026-07-30</w:t>
       <w:br/>
       <w:br/>
     </w:r>

--- a/klagomål/A 55334-2025 FSC-klagomål.docx
+++ b/klagomål/A 55334-2025 FSC-klagomål.docx
@@ -1007,7 +1007,7 @@
     <w:r>
       <w:tab/>
       <w:tab/>
-      <w:t>2026-07-30</w:t>
+      <w:t>2026-07-31</w:t>
       <w:br/>
       <w:br/>
     </w:r>

--- a/klagomål/A 55334-2025 FSC-klagomål.docx
+++ b/klagomål/A 55334-2025 FSC-klagomål.docx
@@ -1007,7 +1007,7 @@
     <w:r>
       <w:tab/>
       <w:tab/>
-      <w:t>2026-07-31</w:t>
+      <w:t>2026-08-01</w:t>
       <w:br/>
       <w:br/>
     </w:r>

--- a/klagomål/A 55334-2025 FSC-klagomål.docx
+++ b/klagomål/A 55334-2025 FSC-klagomål.docx
@@ -1007,7 +1007,7 @@
     <w:r>
       <w:tab/>
       <w:tab/>
-      <w:t>2026-08-01</w:t>
+      <w:t>2026-08-02</w:t>
       <w:br/>
       <w:br/>
     </w:r>

--- a/klagomål/A 55334-2025 FSC-klagomål.docx
+++ b/klagomål/A 55334-2025 FSC-klagomål.docx
@@ -1007,7 +1007,7 @@
     <w:r>
       <w:tab/>
       <w:tab/>
-      <w:t>2026-08-02</w:t>
+      <w:t>2026-08-03</w:t>
       <w:br/>
       <w:br/>
     </w:r>

--- a/klagomål/A 55334-2025 FSC-klagomål.docx
+++ b/klagomål/A 55334-2025 FSC-klagomål.docx
@@ -1007,7 +1007,7 @@
     <w:r>
       <w:tab/>
       <w:tab/>
-      <w:t>2026-08-03</w:t>
+      <w:t>2026-08-05</w:t>
       <w:br/>
       <w:br/>
     </w:r>

--- a/klagomål/A 55334-2025 FSC-klagomål.docx
+++ b/klagomål/A 55334-2025 FSC-klagomål.docx
@@ -1007,7 +1007,7 @@
     <w:r>
       <w:tab/>
       <w:tab/>
-      <w:t>2026-08-05</w:t>
+      <w:t>2026-08-07</w:t>
       <w:br/>
       <w:br/>
     </w:r>

--- a/klagomål/A 55334-2025 FSC-klagomål.docx
+++ b/klagomål/A 55334-2025 FSC-klagomål.docx
@@ -1007,7 +1007,7 @@
     <w:r>
       <w:tab/>
       <w:tab/>
-      <w:t>2026-08-07</w:t>
+      <w:t>2026-08-08</w:t>
       <w:br/>
       <w:br/>
     </w:r>

--- a/klagomål/A 55334-2025 FSC-klagomål.docx
+++ b/klagomål/A 55334-2025 FSC-klagomål.docx
@@ -216,7 +216,7 @@
         <w:spacing w:after="240"/>
       </w:pPr>
       <w:r>
-        <w:t>Figur 1. Fyndplatser för naturvårdsarter i och inom 22 meter från avverkningsanmälan. Markörer utan svart kant är placerade på fyndplatsen. Markörer med svart kant är placerade vid sidan av fyndplatsen har ett svart streck som visar fyndplatsens exakta position. Kartans mittpunktskoordinat är N 7060225, E 585625 i SWEREF 99 TM.</w:t>
+        <w:t>Figur 1. Fyndplatser för naturvårdsarter i och inom 22 meter från avverkningsanmälan. Markörer utan svart kant är placerade på fyndplatsen. Markörer med svart kant är placerade vid sidan av fyndplatsen och har ett svart streck som visar fyndplatsens exakta position. Kartans mittpunktskoordinat är N 7060225, E 585625 i SWEREF 99 TM.</w:t>
       </w:r>
     </w:p>
     <w:p>
@@ -1007,7 +1007,7 @@
     <w:r>
       <w:tab/>
       <w:tab/>
-      <w:t>2026-08-14</w:t>
+      <w:t>2026-08-15</w:t>
       <w:br/>
       <w:br/>
     </w:r>

--- a/klagomål/A 55334-2025 FSC-klagomål.docx
+++ b/klagomål/A 55334-2025 FSC-klagomål.docx
@@ -1007,7 +1007,7 @@
     <w:r>
       <w:tab/>
       <w:tab/>
-      <w:t>2026-08-15</w:t>
+      <w:t>2026-08-16</w:t>
       <w:br/>
       <w:br/>
     </w:r>

--- a/klagomål/A 55334-2025 FSC-klagomål.docx
+++ b/klagomål/A 55334-2025 FSC-klagomål.docx
@@ -1007,7 +1007,7 @@
     <w:r>
       <w:tab/>
       <w:tab/>
-      <w:t>2026-08-16</w:t>
+      <w:t>2026-08-17</w:t>
       <w:br/>
       <w:br/>
     </w:r>

--- a/klagomål/A 55334-2025 FSC-klagomål.docx
+++ b/klagomål/A 55334-2025 FSC-klagomål.docx
@@ -1007,7 +1007,7 @@
     <w:r>
       <w:tab/>
       <w:tab/>
-      <w:t>2026-08-17</w:t>
+      <w:t>2026-08-18</w:t>
       <w:br/>
       <w:br/>
     </w:r>

--- a/klagomål/A 55334-2025 FSC-klagomål.docx
+++ b/klagomål/A 55334-2025 FSC-klagomål.docx
@@ -1007,7 +1007,7 @@
     <w:r>
       <w:tab/>
       <w:tab/>
-      <w:t>2026-08-18</w:t>
+      <w:t>2026-08-19</w:t>
       <w:br/>
       <w:br/>
     </w:r>

--- a/klagomål/A 55334-2025 FSC-klagomål.docx
+++ b/klagomål/A 55334-2025 FSC-klagomål.docx
@@ -1007,7 +1007,7 @@
     <w:r>
       <w:tab/>
       <w:tab/>
-      <w:t>2026-08-19</w:t>
+      <w:t>2026-08-20</w:t>
       <w:br/>
       <w:br/>
     </w:r>

--- a/klagomål/A 55334-2025 FSC-klagomål.docx
+++ b/klagomål/A 55334-2025 FSC-klagomål.docx
@@ -1007,7 +1007,7 @@
     <w:r>
       <w:tab/>
       <w:tab/>
-      <w:t>2026-08-20</w:t>
+      <w:t>2026-08-21</w:t>
       <w:br/>
       <w:br/>
     </w:r>

--- a/klagomål/A 55334-2025 FSC-klagomål.docx
+++ b/klagomål/A 55334-2025 FSC-klagomål.docx
@@ -1007,7 +1007,7 @@
     <w:r>
       <w:tab/>
       <w:tab/>
-      <w:t>2026-08-21</w:t>
+      <w:t>2026-08-22</w:t>
       <w:br/>
       <w:br/>
     </w:r>

--- a/klagomål/A 55334-2025 FSC-klagomål.docx
+++ b/klagomål/A 55334-2025 FSC-klagomål.docx
@@ -1007,7 +1007,7 @@
     <w:r>
       <w:tab/>
       <w:tab/>
-      <w:t>2026-08-22</w:t>
+      <w:t>2026-08-23</w:t>
       <w:br/>
       <w:br/>
     </w:r>

--- a/klagomål/A 55334-2025 FSC-klagomål.docx
+++ b/klagomål/A 55334-2025 FSC-klagomål.docx
@@ -1007,7 +1007,7 @@
     <w:r>
       <w:tab/>
       <w:tab/>
-      <w:t>2026-08-23</w:t>
+      <w:t>2026-08-24</w:t>
       <w:br/>
       <w:br/>
     </w:r>

--- a/klagomål/A 55334-2025 FSC-klagomål.docx
+++ b/klagomål/A 55334-2025 FSC-klagomål.docx
@@ -1007,7 +1007,7 @@
     <w:r>
       <w:tab/>
       <w:tab/>
-      <w:t>2026-08-24</w:t>
+      <w:t>2026-08-25</w:t>
       <w:br/>
       <w:br/>
     </w:r>

--- a/klagomål/A 55334-2025 FSC-klagomål.docx
+++ b/klagomål/A 55334-2025 FSC-klagomål.docx
@@ -1007,7 +1007,7 @@
     <w:r>
       <w:tab/>
       <w:tab/>
-      <w:t>2026-08-25</w:t>
+      <w:t>2026-08-26</w:t>
       <w:br/>
       <w:br/>
     </w:r>

--- a/klagomål/A 55334-2025 FSC-klagomål.docx
+++ b/klagomål/A 55334-2025 FSC-klagomål.docx
@@ -1007,7 +1007,7 @@
     <w:r>
       <w:tab/>
       <w:tab/>
-      <w:t>2026-08-26</w:t>
+      <w:t>2026-08-27</w:t>
       <w:br/>
       <w:br/>
     </w:r>

--- a/klagomål/A 55334-2025 FSC-klagomål.docx
+++ b/klagomål/A 55334-2025 FSC-klagomål.docx
@@ -1007,7 +1007,7 @@
     <w:r>
       <w:tab/>
       <w:tab/>
-      <w:t>2026-08-27</w:t>
+      <w:t>2026-08-28</w:t>
       <w:br/>
       <w:br/>
     </w:r>

--- a/klagomål/A 55334-2025 FSC-klagomål.docx
+++ b/klagomål/A 55334-2025 FSC-klagomål.docx
@@ -1007,7 +1007,7 @@
     <w:r>
       <w:tab/>
       <w:tab/>
-      <w:t>2026-08-28</w:t>
+      <w:t>2026-08-29</w:t>
       <w:br/>
       <w:br/>
     </w:r>

--- a/klagomål/A 55334-2025 FSC-klagomål.docx
+++ b/klagomål/A 55334-2025 FSC-klagomål.docx
@@ -1007,7 +1007,7 @@
     <w:r>
       <w:tab/>
       <w:tab/>
-      <w:t>2026-08-29</w:t>
+      <w:t>2026-08-31</w:t>
       <w:br/>
       <w:br/>
     </w:r>

--- a/klagomål/A 55334-2025 FSC-klagomål.docx
+++ b/klagomål/A 55334-2025 FSC-klagomål.docx
@@ -1007,7 +1007,7 @@
     <w:r>
       <w:tab/>
       <w:tab/>
-      <w:t>2026-08-31</w:t>
+      <w:t>2026-09-01</w:t>
       <w:br/>
       <w:br/>
     </w:r>

--- a/klagomål/A 55334-2025 FSC-klagomål.docx
+++ b/klagomål/A 55334-2025 FSC-klagomål.docx
@@ -1007,7 +1007,7 @@
     <w:r>
       <w:tab/>
       <w:tab/>
-      <w:t>2026-09-01</w:t>
+      <w:t>2026-09-02</w:t>
       <w:br/>
       <w:br/>
     </w:r>

--- a/klagomål/A 55334-2025 FSC-klagomål.docx
+++ b/klagomål/A 55334-2025 FSC-klagomål.docx
@@ -1007,7 +1007,7 @@
     <w:r>
       <w:tab/>
       <w:tab/>
-      <w:t>2026-09-02</w:t>
+      <w:t>2026-09-03</w:t>
       <w:br/>
       <w:br/>
     </w:r>

--- a/klagomål/A 55334-2025 FSC-klagomål.docx
+++ b/klagomål/A 55334-2025 FSC-klagomål.docx
@@ -1007,7 +1007,7 @@
     <w:r>
       <w:tab/>
       <w:tab/>
-      <w:t>2026-09-03</w:t>
+      <w:t>2026-09-04</w:t>
       <w:br/>
       <w:br/>
     </w:r>

--- a/klagomål/A 55334-2025 FSC-klagomål.docx
+++ b/klagomål/A 55334-2025 FSC-klagomål.docx
@@ -1007,7 +1007,7 @@
     <w:r>
       <w:tab/>
       <w:tab/>
-      <w:t>2026-09-04</w:t>
+      <w:t>2026-09-05</w:t>
       <w:br/>
       <w:br/>
     </w:r>

--- a/klagomål/A 55334-2025 FSC-klagomål.docx
+++ b/klagomål/A 55334-2025 FSC-klagomål.docx
@@ -1007,7 +1007,7 @@
     <w:r>
       <w:tab/>
       <w:tab/>
-      <w:t>2026-09-05</w:t>
+      <w:t>2026-09-06</w:t>
       <w:br/>
       <w:br/>
     </w:r>

--- a/klagomål/A 55334-2025 FSC-klagomål.docx
+++ b/klagomål/A 55334-2025 FSC-klagomål.docx
@@ -1007,7 +1007,7 @@
     <w:r>
       <w:tab/>
       <w:tab/>
-      <w:t>2026-09-06</w:t>
+      <w:t>2026-09-07</w:t>
       <w:br/>
       <w:br/>
     </w:r>

--- a/klagomål/A 55334-2025 FSC-klagomål.docx
+++ b/klagomål/A 55334-2025 FSC-klagomål.docx
@@ -1007,7 +1007,7 @@
     <w:r>
       <w:tab/>
       <w:tab/>
-      <w:t>2026-09-07</w:t>
+      <w:t>2026-09-08</w:t>
       <w:br/>
       <w:br/>
     </w:r>

--- a/klagomål/A 55334-2025 FSC-klagomål.docx
+++ b/klagomål/A 55334-2025 FSC-klagomål.docx
@@ -1007,7 +1007,7 @@
     <w:r>
       <w:tab/>
       <w:tab/>
-      <w:t>2026-09-08</w:t>
+      <w:t>2026-09-09</w:t>
       <w:br/>
       <w:br/>
     </w:r>

--- a/klagomål/A 55334-2025 FSC-klagomål.docx
+++ b/klagomål/A 55334-2025 FSC-klagomål.docx
@@ -1007,7 +1007,7 @@
     <w:r>
       <w:tab/>
       <w:tab/>
-      <w:t>2026-09-09</w:t>
+      <w:t>2026-09-10</w:t>
       <w:br/>
       <w:br/>
     </w:r>

--- a/klagomål/A 55334-2025 FSC-klagomål.docx
+++ b/klagomål/A 55334-2025 FSC-klagomål.docx
@@ -1007,7 +1007,7 @@
     <w:r>
       <w:tab/>
       <w:tab/>
-      <w:t>2026-09-10</w:t>
+      <w:t>2026-09-11</w:t>
       <w:br/>
       <w:br/>
     </w:r>

--- a/klagomål/A 55334-2025 FSC-klagomål.docx
+++ b/klagomål/A 55334-2025 FSC-klagomål.docx
@@ -1007,7 +1007,7 @@
     <w:r>
       <w:tab/>
       <w:tab/>
-      <w:t>2026-09-11</w:t>
+      <w:t>2026-09-12</w:t>
       <w:br/>
       <w:br/>
     </w:r>
